--- a/Course/1 Component 1 - Computer Systems/1.2 Software and Software Development/00 Topic Resources/1 Knowledge Organiser (editable).docx
+++ b/Course/1 Component 1 - Computer Systems/1.2 Software and Software Development/00 Topic Resources/1 Knowledge Organiser (editable).docx
@@ -7,12 +7,17 @@
         <w:pStyle w:val="Heading1"/>
       </w:pPr>
       <w:r>
+        <w:rPr>
+          <w:b w:val="0"/>
+          <w:i w:val="0"/>
+        </w:rPr>
         <w:t>Knowledge Organiser — 1.2 Software &amp; Software Development</w:t>
       </w:r>
     </w:p>
     <w:p>
       <w:r>
         <w:rPr>
+          <w:b w:val="0"/>
           <w:i/>
         </w:rPr>
         <w:t>OCR A Level Computer Science (H446) — Component 01, Section 1.2 (1.2.1 Operating systems · 1.2.2 Applications generation · 1.2.3 Software development · 1.2.4 Types of programming language)</w:t>
@@ -30,6 +35,10 @@
         <w:pStyle w:val="Heading2"/>
       </w:pPr>
       <w:r>
+        <w:rPr>
+          <w:b w:val="0"/>
+          <w:i w:val="0"/>
+        </w:rPr>
         <w:t>1.2.1 Operating systems</w:t>
       </w:r>
     </w:p>
@@ -37,19 +46,29 @@
       <w:r>
         <w:rPr>
           <w:b/>
+          <w:i w:val="0"/>
         </w:rPr>
         <w:t>OS</w:t>
       </w:r>
       <w:r>
+        <w:rPr>
+          <w:b w:val="0"/>
+          <w:i w:val="0"/>
+        </w:rPr>
         <w:t xml:space="preserve"> = software managing hardware + providing a platform for applications (uses </w:t>
       </w:r>
       <w:r>
         <w:rPr>
           <w:b/>
+          <w:i w:val="0"/>
         </w:rPr>
         <w:t>abstraction</w:t>
       </w:r>
       <w:r>
+        <w:rPr>
+          <w:b w:val="0"/>
+          <w:i w:val="0"/>
+        </w:rPr>
         <w:t xml:space="preserve"> to hide complexity).</w:t>
       </w:r>
     </w:p>
@@ -57,10 +76,15 @@
       <w:r>
         <w:rPr>
           <w:b/>
+          <w:i w:val="0"/>
         </w:rPr>
         <w:t>Roles:</w:t>
       </w:r>
       <w:r>
+        <w:rPr>
+          <w:b w:val="0"/>
+          <w:i w:val="0"/>
+        </w:rPr>
         <w:t xml:space="preserve"> memory management · CPU scheduling · interrupt handling · I/O &amp; peripherals (drivers) · user interface (GUI/CLI) · security &amp; file management.</w:t>
       </w:r>
     </w:p>
@@ -69,6 +93,10 @@
         <w:pStyle w:val="Heading3"/>
       </w:pPr>
       <w:r>
+        <w:rPr>
+          <w:b w:val="0"/>
+          <w:i w:val="0"/>
+        </w:rPr>
         <w:t>Memory management</w:t>
       </w:r>
     </w:p>
@@ -111,6 +139,7 @@
             <w:r>
               <w:rPr>
                 <w:b/>
+                <w:i w:val="0"/>
               </w:rPr>
               <w:t>Paging</w:t>
             </w:r>
@@ -130,6 +159,7 @@
             <w:r>
               <w:rPr>
                 <w:b/>
+                <w:i w:val="0"/>
               </w:rPr>
               <w:t>Segmentation</w:t>
             </w:r>
@@ -144,6 +174,10 @@
           <w:p>
             <w:r/>
             <w:r>
+              <w:rPr>
+                <w:b w:val="0"/>
+                <w:i w:val="0"/>
+              </w:rPr>
               <w:t>Block size</w:t>
             </w:r>
           </w:p>
@@ -157,10 +191,15 @@
             <w:r>
               <w:rPr>
                 <w:b/>
+                <w:i w:val="0"/>
               </w:rPr>
               <w:t>Fixed</w:t>
             </w:r>
             <w:r>
+              <w:rPr>
+                <w:b w:val="0"/>
+                <w:i w:val="0"/>
+              </w:rPr>
               <w:t xml:space="preserve"> (pages↔frames)</w:t>
             </w:r>
           </w:p>
@@ -174,10 +213,15 @@
             <w:r>
               <w:rPr>
                 <w:b/>
+                <w:i w:val="0"/>
               </w:rPr>
               <w:t>Variable</w:t>
             </w:r>
             <w:r>
+              <w:rPr>
+                <w:b w:val="0"/>
+                <w:i w:val="0"/>
+              </w:rPr>
               <w:t xml:space="preserve"> (segments)</w:t>
             </w:r>
           </w:p>
@@ -191,6 +235,10 @@
           <w:p>
             <w:r/>
             <w:r>
+              <w:rPr>
+                <w:b w:val="0"/>
+                <w:i w:val="0"/>
+              </w:rPr>
               <w:t>Divided by</w:t>
             </w:r>
           </w:p>
@@ -202,6 +250,10 @@
           <w:p>
             <w:r/>
             <w:r>
+              <w:rPr>
+                <w:b w:val="0"/>
+                <w:i w:val="0"/>
+              </w:rPr>
               <w:t>OS / physical</w:t>
             </w:r>
           </w:p>
@@ -213,6 +265,10 @@
           <w:p>
             <w:r/>
             <w:r>
+              <w:rPr>
+                <w:b w:val="0"/>
+                <w:i w:val="0"/>
+              </w:rPr>
               <w:t>Logical structure of program</w:t>
             </w:r>
           </w:p>
@@ -226,6 +282,10 @@
           <w:p>
             <w:r/>
             <w:r>
+              <w:rPr>
+                <w:b w:val="0"/>
+                <w:i w:val="0"/>
+              </w:rPr>
               <w:t>Suffers</w:t>
             </w:r>
           </w:p>
@@ -237,6 +297,10 @@
           <w:p>
             <w:r/>
             <w:r>
+              <w:rPr>
+                <w:b w:val="0"/>
+                <w:i w:val="0"/>
+              </w:rPr>
               <w:t>Internal fragmentation</w:t>
             </w:r>
           </w:p>
@@ -248,6 +312,10 @@
           <w:p>
             <w:r/>
             <w:r>
+              <w:rPr>
+                <w:b w:val="0"/>
+                <w:i w:val="0"/>
+              </w:rPr>
               <w:t>External fragmentation</w:t>
             </w:r>
           </w:p>
@@ -261,6 +329,10 @@
           <w:p>
             <w:r/>
             <w:r>
+              <w:rPr>
+                <w:b w:val="0"/>
+                <w:i w:val="0"/>
+              </w:rPr>
               <w:t>Page table</w:t>
             </w:r>
           </w:p>
@@ -272,6 +344,10 @@
           <w:p>
             <w:r/>
             <w:r>
+              <w:rPr>
+                <w:b w:val="0"/>
+                <w:i w:val="0"/>
+              </w:rPr>
               <w:t>Maps logical page → physical frame</w:t>
             </w:r>
           </w:p>
@@ -283,6 +359,10 @@
           <w:p>
             <w:r/>
             <w:r>
+              <w:rPr>
+                <w:b w:val="0"/>
+                <w:i w:val="0"/>
+              </w:rPr>
               <w:t>—</w:t>
             </w:r>
           </w:p>
@@ -297,23 +377,34 @@
       <w:r>
         <w:rPr>
           <w:b/>
+          <w:i w:val="0"/>
         </w:rPr>
         <w:t>Virtual memory:</w:t>
       </w:r>
       <w:r>
+        <w:rPr>
+          <w:b w:val="0"/>
+          <w:i w:val="0"/>
+        </w:rPr>
         <w:t xml:space="preserve"> uses </w:t>
       </w:r>
       <w:r>
         <w:rPr>
           <w:b/>
+          <w:i w:val="0"/>
         </w:rPr>
         <w:t>secondary storage (swap/page file) as if it were RAM</w:t>
       </w:r>
       <w:r>
+        <w:rPr>
+          <w:b w:val="0"/>
+          <w:i w:val="0"/>
+        </w:rPr>
         <w:t xml:space="preserve"> → run programs larger than RAM / more open at once. </w:t>
       </w:r>
       <w:r>
         <w:rPr>
+          <w:b w:val="0"/>
           <w:i/>
         </w:rPr>
         <w:t>Slower than real RAM.</w:t>
@@ -326,19 +417,29 @@
       <w:r>
         <w:rPr>
           <w:b/>
+          <w:i w:val="0"/>
         </w:rPr>
         <w:t>Page fault:</w:t>
       </w:r>
       <w:r>
+        <w:rPr>
+          <w:b w:val="0"/>
+          <w:i w:val="0"/>
+        </w:rPr>
         <w:t xml:space="preserve"> needed page is on disk → OS swaps it back in. </w:t>
       </w:r>
       <w:r>
         <w:rPr>
           <w:b/>
+          <w:i w:val="0"/>
         </w:rPr>
         <w:t>Disk thrashing:</w:t>
       </w:r>
       <w:r>
+        <w:rPr>
+          <w:b w:val="0"/>
+          <w:i w:val="0"/>
+        </w:rPr>
         <w:t xml:space="preserve"> excessive swapping → machine grinds to a halt.</w:t>
       </w:r>
     </w:p>
@@ -347,6 +448,10 @@
         <w:pStyle w:val="Heading3"/>
       </w:pPr>
       <w:r>
+        <w:rPr>
+          <w:b w:val="0"/>
+          <w:i w:val="0"/>
+        </w:rPr>
         <w:t>Interrupts &amp; ISR</w:t>
       </w:r>
     </w:p>
@@ -357,28 +462,43 @@
       <w:r>
         <w:rPr>
           <w:b/>
+          <w:i w:val="0"/>
         </w:rPr>
         <w:t>Interrupt</w:t>
       </w:r>
       <w:r>
+        <w:rPr>
+          <w:b w:val="0"/>
+          <w:i w:val="0"/>
+        </w:rPr>
         <w:t xml:space="preserve"> = signal (HW/SW) that a device/process needs CPU attention → avoids </w:t>
       </w:r>
       <w:r>
         <w:rPr>
           <w:b/>
+          <w:i w:val="0"/>
         </w:rPr>
         <w:t>polling</w:t>
       </w:r>
       <w:r>
+        <w:rPr>
+          <w:b w:val="0"/>
+          <w:i w:val="0"/>
+        </w:rPr>
         <w:t xml:space="preserve">. Have </w:t>
       </w:r>
       <w:r>
         <w:rPr>
           <w:b/>
+          <w:i w:val="0"/>
         </w:rPr>
         <w:t>priorities</w:t>
       </w:r>
       <w:r>
+        <w:rPr>
+          <w:b w:val="0"/>
+          <w:i w:val="0"/>
+        </w:rPr>
         <w:t xml:space="preserve"> (priority queue/interrupt register).</w:t>
       </w:r>
     </w:p>
@@ -389,10 +509,15 @@
       <w:r>
         <w:rPr>
           <w:b/>
+          <w:i w:val="0"/>
         </w:rPr>
         <w:t>ISR (interrupt service routine / handler)</w:t>
       </w:r>
       <w:r>
+        <w:rPr>
+          <w:b w:val="0"/>
+          <w:i w:val="0"/>
+        </w:rPr>
         <w:t xml:space="preserve"> = OS code that deals with a specific interrupt.</w:t>
       </w:r>
     </w:p>
@@ -403,50 +528,76 @@
       <w:r>
         <w:rPr>
           <w:b/>
+          <w:i w:val="0"/>
         </w:rPr>
         <w:t>Handling (in order):</w:t>
       </w:r>
       <w:r>
+        <w:rPr>
+          <w:b w:val="0"/>
+          <w:i w:val="0"/>
+        </w:rPr>
         <w:t xml:space="preserve"> 1 CPU checks interrupt register at </w:t>
       </w:r>
       <w:r>
         <w:rPr>
           <w:b/>
+          <w:i w:val="0"/>
         </w:rPr>
         <w:t>end of each F-D-E cycle</w:t>
       </w:r>
       <w:r>
+        <w:rPr>
+          <w:b w:val="0"/>
+          <w:i w:val="0"/>
+        </w:rPr>
         <w:t xml:space="preserve"> → 2 finish current instruction (if interrupt higher priority) → 3 </w:t>
       </w:r>
       <w:r>
         <w:rPr>
           <w:b/>
+          <w:i w:val="0"/>
         </w:rPr>
         <w:t>push registers (PC, ACC) onto stack</w:t>
       </w:r>
       <w:r>
+        <w:rPr>
+          <w:b w:val="0"/>
+          <w:i w:val="0"/>
+        </w:rPr>
         <w:t xml:space="preserve"> → 4 load address of correct </w:t>
       </w:r>
       <w:r>
         <w:rPr>
           <w:b/>
+          <w:i w:val="0"/>
         </w:rPr>
         <w:t>ISR</w:t>
       </w:r>
       <w:r>
+        <w:rPr>
+          <w:b w:val="0"/>
+          <w:i w:val="0"/>
+        </w:rPr>
         <w:t xml:space="preserve"> → 5 run ISR → 6 </w:t>
       </w:r>
       <w:r>
         <w:rPr>
           <w:b/>
+          <w:i w:val="0"/>
         </w:rPr>
         <w:t>pop registers off stack</w:t>
       </w:r>
       <w:r>
+        <w:rPr>
+          <w:b w:val="0"/>
+          <w:i w:val="0"/>
+        </w:rPr>
         <w:t xml:space="preserve">, resume task. </w:t>
       </w:r>
       <w:r>
         <w:rPr>
+          <w:b w:val="0"/>
           <w:i/>
         </w:rPr>
         <w:t>Nested interrupts work because stack is LIFO.</w:t>
@@ -457,6 +608,10 @@
         <w:pStyle w:val="Heading3"/>
       </w:pPr>
       <w:r>
+        <w:rPr>
+          <w:b w:val="0"/>
+          <w:i w:val="0"/>
+        </w:rPr>
         <w:t>Scheduling (illusion of simultaneous processes; max CPU use, fair, good response)</w:t>
       </w:r>
     </w:p>
@@ -487,6 +642,7 @@
             <w:r>
               <w:rPr>
                 <w:b/>
+                <w:i w:val="0"/>
               </w:rPr>
               <w:t>Algorithm</w:t>
             </w:r>
@@ -506,6 +662,7 @@
             <w:r>
               <w:rPr>
                 <w:b/>
+                <w:i w:val="0"/>
               </w:rPr>
               <w:t>How</w:t>
             </w:r>
@@ -525,6 +682,7 @@
             <w:r>
               <w:rPr>
                 <w:b/>
+                <w:i w:val="0"/>
               </w:rPr>
               <w:t>Pre-emptive</w:t>
             </w:r>
@@ -544,6 +702,7 @@
             <w:r>
               <w:rPr>
                 <w:b/>
+                <w:i w:val="0"/>
               </w:rPr>
               <w:t>Notes</w:t>
             </w:r>
@@ -560,6 +719,7 @@
             <w:r>
               <w:rPr>
                 <w:b/>
+                <w:i w:val="0"/>
               </w:rPr>
               <w:t>Round robin</w:t>
             </w:r>
@@ -572,15 +732,24 @@
           <w:p>
             <w:r/>
             <w:r>
+              <w:rPr>
+                <w:b w:val="0"/>
+                <w:i w:val="0"/>
+              </w:rPr>
               <w:t xml:space="preserve">Fixed </w:t>
             </w:r>
             <w:r>
               <w:rPr>
                 <w:b/>
+                <w:i w:val="0"/>
               </w:rPr>
               <w:t>time slice (quantum)</w:t>
             </w:r>
             <w:r>
+              <w:rPr>
+                <w:b w:val="0"/>
+                <w:i w:val="0"/>
+              </w:rPr>
               <w:t xml:space="preserve"> each, in turn; unfinished → back of queue</w:t>
             </w:r>
           </w:p>
@@ -592,6 +761,10 @@
           <w:p>
             <w:r/>
             <w:r>
+              <w:rPr>
+                <w:b w:val="0"/>
+                <w:i w:val="0"/>
+              </w:rPr>
               <w:t>Yes</w:t>
             </w:r>
           </w:p>
@@ -603,6 +776,10 @@
           <w:p>
             <w:r/>
             <w:r>
+              <w:rPr>
+                <w:b w:val="0"/>
+                <w:i w:val="0"/>
+              </w:rPr>
               <w:t>Fair, no starvation; ignores priority/length</w:t>
             </w:r>
           </w:p>
@@ -618,6 +795,7 @@
             <w:r>
               <w:rPr>
                 <w:b/>
+                <w:i w:val="0"/>
               </w:rPr>
               <w:t>First come first served (FCFS)</w:t>
             </w:r>
@@ -630,6 +808,10 @@
           <w:p>
             <w:r/>
             <w:r>
+              <w:rPr>
+                <w:b w:val="0"/>
+                <w:i w:val="0"/>
+              </w:rPr>
               <w:t>Run in arrival order to completion</w:t>
             </w:r>
           </w:p>
@@ -641,6 +823,10 @@
           <w:p>
             <w:r/>
             <w:r>
+              <w:rPr>
+                <w:b w:val="0"/>
+                <w:i w:val="0"/>
+              </w:rPr>
               <w:t>No</w:t>
             </w:r>
           </w:p>
@@ -652,15 +838,24 @@
           <w:p>
             <w:r/>
             <w:r>
+              <w:rPr>
+                <w:b w:val="0"/>
+                <w:i w:val="0"/>
+              </w:rPr>
               <w:t>Simple; long jobs delay short (</w:t>
             </w:r>
             <w:r>
               <w:rPr>
                 <w:b/>
+                <w:i w:val="0"/>
               </w:rPr>
               <w:t>convoy effect</w:t>
             </w:r>
             <w:r>
+              <w:rPr>
+                <w:b w:val="0"/>
+                <w:i w:val="0"/>
+              </w:rPr>
               <w:t>)</w:t>
             </w:r>
           </w:p>
@@ -676,6 +871,7 @@
             <w:r>
               <w:rPr>
                 <w:b/>
+                <w:i w:val="0"/>
               </w:rPr>
               <w:t>Shortest job first (SJF)</w:t>
             </w:r>
@@ -688,15 +884,24 @@
           <w:p>
             <w:r/>
             <w:r>
+              <w:rPr>
+                <w:b w:val="0"/>
+                <w:i w:val="0"/>
+              </w:rPr>
               <w:t xml:space="preserve">Shortest </w:t>
             </w:r>
             <w:r>
               <w:rPr>
                 <w:b/>
+                <w:i w:val="0"/>
               </w:rPr>
               <w:t>total</w:t>
             </w:r>
             <w:r>
+              <w:rPr>
+                <w:b w:val="0"/>
+                <w:i w:val="0"/>
+              </w:rPr>
               <w:t xml:space="preserve"> runtime next</w:t>
             </w:r>
           </w:p>
@@ -708,6 +913,10 @@
           <w:p>
             <w:r/>
             <w:r>
+              <w:rPr>
+                <w:b w:val="0"/>
+                <w:i w:val="0"/>
+              </w:rPr>
               <w:t>No</w:t>
             </w:r>
           </w:p>
@@ -719,11 +928,16 @@
           <w:p>
             <w:r/>
             <w:r>
+              <w:rPr>
+                <w:b w:val="0"/>
+                <w:i w:val="0"/>
+              </w:rPr>
               <w:t xml:space="preserve">Min avg wait; needs runtime known; long jobs </w:t>
             </w:r>
             <w:r>
               <w:rPr>
                 <w:b/>
+                <w:i w:val="0"/>
               </w:rPr>
               <w:t>starve</w:t>
             </w:r>
@@ -740,6 +954,7 @@
             <w:r>
               <w:rPr>
                 <w:b/>
+                <w:i w:val="0"/>
               </w:rPr>
               <w:t>Shortest remaining time (SRT)</w:t>
             </w:r>
@@ -752,15 +967,24 @@
           <w:p>
             <w:r/>
             <w:r>
+              <w:rPr>
+                <w:b w:val="0"/>
+                <w:i w:val="0"/>
+              </w:rPr>
               <w:t xml:space="preserve">Shortest </w:t>
             </w:r>
             <w:r>
               <w:rPr>
                 <w:b/>
+                <w:i w:val="0"/>
               </w:rPr>
               <w:t>remaining</w:t>
             </w:r>
             <w:r>
+              <w:rPr>
+                <w:b w:val="0"/>
+                <w:i w:val="0"/>
+              </w:rPr>
               <w:t xml:space="preserve"> time next; shorter arrival pre-empts</w:t>
             </w:r>
           </w:p>
@@ -772,6 +996,10 @@
           <w:p>
             <w:r/>
             <w:r>
+              <w:rPr>
+                <w:b w:val="0"/>
+                <w:i w:val="0"/>
+              </w:rPr>
               <w:t>Yes</w:t>
             </w:r>
           </w:p>
@@ -783,6 +1011,10 @@
           <w:p>
             <w:r/>
             <w:r>
+              <w:rPr>
+                <w:b w:val="0"/>
+                <w:i w:val="0"/>
+              </w:rPr>
               <w:t>Good for short jobs; starvation; switching overhead</w:t>
             </w:r>
           </w:p>
@@ -798,6 +1030,7 @@
             <w:r>
               <w:rPr>
                 <w:b/>
+                <w:i w:val="0"/>
               </w:rPr>
               <w:t>Multi-level feedback queue (MLFQ)</w:t>
             </w:r>
@@ -810,6 +1043,10 @@
           <w:p>
             <w:r/>
             <w:r>
+              <w:rPr>
+                <w:b w:val="0"/>
+                <w:i w:val="0"/>
+              </w:rPr>
               <w:t>Multiple priority queues; jobs move between them by behaviour (CPU-hungry demoted)</w:t>
             </w:r>
           </w:p>
@@ -821,6 +1058,10 @@
           <w:p>
             <w:r/>
             <w:r>
+              <w:rPr>
+                <w:b w:val="0"/>
+                <w:i w:val="0"/>
+              </w:rPr>
               <w:t>Yes</w:t>
             </w:r>
           </w:p>
@@ -832,6 +1073,10 @@
           <w:p>
             <w:r/>
             <w:r>
+              <w:rPr>
+                <w:b w:val="0"/>
+                <w:i w:val="0"/>
+              </w:rPr>
               <w:t>Flexible; complex to tune; approximates SJF</w:t>
             </w:r>
           </w:p>
@@ -844,6 +1089,10 @@
         <w:pStyle w:val="Heading3"/>
       </w:pPr>
       <w:r>
+        <w:rPr>
+          <w:b w:val="0"/>
+          <w:i w:val="0"/>
+        </w:rPr>
         <w:t>OS types</w:t>
       </w:r>
     </w:p>
@@ -873,6 +1122,7 @@
             <w:r>
               <w:rPr>
                 <w:b/>
+                <w:i w:val="0"/>
               </w:rPr>
               <w:t>Type</w:t>
             </w:r>
@@ -892,6 +1142,7 @@
             <w:r>
               <w:rPr>
                 <w:b/>
+                <w:i w:val="0"/>
               </w:rPr>
               <w:t>Key feature</w:t>
             </w:r>
@@ -911,6 +1162,7 @@
             <w:r>
               <w:rPr>
                 <w:b/>
+                <w:i w:val="0"/>
               </w:rPr>
               <w:t>Example</w:t>
             </w:r>
@@ -927,6 +1179,7 @@
             <w:r>
               <w:rPr>
                 <w:b/>
+                <w:i w:val="0"/>
               </w:rPr>
               <w:t>Distributed</w:t>
             </w:r>
@@ -939,6 +1192,10 @@
           <w:p>
             <w:r/>
             <w:r>
+              <w:rPr>
+                <w:b w:val="0"/>
+                <w:i w:val="0"/>
+              </w:rPr>
               <w:t>Runs across multiple networked computers as one system</w:t>
             </w:r>
           </w:p>
@@ -950,6 +1207,10 @@
           <w:p>
             <w:r/>
             <w:r>
+              <w:rPr>
+                <w:b w:val="0"/>
+                <w:i w:val="0"/>
+              </w:rPr>
               <w:t>Server clusters</w:t>
             </w:r>
           </w:p>
@@ -965,6 +1226,7 @@
             <w:r>
               <w:rPr>
                 <w:b/>
+                <w:i w:val="0"/>
               </w:rPr>
               <w:t>Embedded</w:t>
             </w:r>
@@ -977,6 +1239,10 @@
           <w:p>
             <w:r/>
             <w:r>
+              <w:rPr>
+                <w:b w:val="0"/>
+                <w:i w:val="0"/>
+              </w:rPr>
               <w:t>Built for one device, limited resources, in ROM, efficient/reliable</w:t>
             </w:r>
           </w:p>
@@ -988,6 +1254,10 @@
           <w:p>
             <w:r/>
             <w:r>
+              <w:rPr>
+                <w:b w:val="0"/>
+                <w:i w:val="0"/>
+              </w:rPr>
               <w:t>Washing machine, smart TV</w:t>
             </w:r>
           </w:p>
@@ -1003,6 +1273,7 @@
             <w:r>
               <w:rPr>
                 <w:b/>
+                <w:i w:val="0"/>
               </w:rPr>
               <w:t>Multitasking</w:t>
             </w:r>
@@ -1015,6 +1286,10 @@
           <w:p>
             <w:r/>
             <w:r>
+              <w:rPr>
+                <w:b w:val="0"/>
+                <w:i w:val="0"/>
+              </w:rPr>
               <w:t>Several programs at once via time-slicing</w:t>
             </w:r>
           </w:p>
@@ -1026,6 +1301,10 @@
           <w:p>
             <w:r/>
             <w:r>
+              <w:rPr>
+                <w:b w:val="0"/>
+                <w:i w:val="0"/>
+              </w:rPr>
               <w:t>Windows, macOS, Linux desktop</w:t>
             </w:r>
           </w:p>
@@ -1041,6 +1320,7 @@
             <w:r>
               <w:rPr>
                 <w:b/>
+                <w:i w:val="0"/>
               </w:rPr>
               <w:t>Multi-user</w:t>
             </w:r>
@@ -1053,6 +1333,10 @@
           <w:p>
             <w:r/>
             <w:r>
+              <w:rPr>
+                <w:b w:val="0"/>
+                <w:i w:val="0"/>
+              </w:rPr>
               <w:t>Several users share resources; scheduler + permissions</w:t>
             </w:r>
           </w:p>
@@ -1064,6 +1348,10 @@
           <w:p>
             <w:r/>
             <w:r>
+              <w:rPr>
+                <w:b w:val="0"/>
+                <w:i w:val="0"/>
+              </w:rPr>
               <w:t>Mainframe, cloud server</w:t>
             </w:r>
           </w:p>
@@ -1079,6 +1367,7 @@
             <w:r>
               <w:rPr>
                 <w:b/>
+                <w:i w:val="0"/>
               </w:rPr>
               <w:t>Real-time (RTOS)</w:t>
             </w:r>
@@ -1093,6 +1382,7 @@
             <w:r>
               <w:rPr>
                 <w:b/>
+                <w:i w:val="0"/>
               </w:rPr>
               <w:t>Guarantees response within a set time/deadline</w:t>
             </w:r>
@@ -1105,6 +1395,10 @@
           <w:p>
             <w:r/>
             <w:r>
+              <w:rPr>
+                <w:b w:val="0"/>
+                <w:i w:val="0"/>
+              </w:rPr>
               <w:t>Aircraft, pacemaker, ABS</w:t>
             </w:r>
           </w:p>
@@ -1117,6 +1411,10 @@
         <w:pStyle w:val="Heading3"/>
       </w:pPr>
       <w:r>
+        <w:rPr>
+          <w:b w:val="0"/>
+          <w:i w:val="0"/>
+        </w:rPr>
         <w:t>BIOS, drivers, virtual machines</w:t>
       </w:r>
     </w:p>
@@ -1127,41 +1425,62 @@
       <w:r>
         <w:rPr>
           <w:b/>
+          <w:i w:val="0"/>
         </w:rPr>
         <w:t>BIOS</w:t>
       </w:r>
       <w:r>
+        <w:rPr>
+          <w:b w:val="0"/>
+          <w:i w:val="0"/>
+        </w:rPr>
         <w:t xml:space="preserve"> = firmware on ROM; </w:t>
       </w:r>
       <w:r>
         <w:rPr>
           <w:b/>
+          <w:i w:val="0"/>
         </w:rPr>
         <w:t>first program to run</w:t>
       </w:r>
       <w:r>
+        <w:rPr>
+          <w:b w:val="0"/>
+          <w:i w:val="0"/>
+        </w:rPr>
         <w:t xml:space="preserve"> at start-up → </w:t>
       </w:r>
       <w:r>
         <w:rPr>
           <w:b/>
+          <w:i w:val="0"/>
         </w:rPr>
         <w:t>POST</w:t>
       </w:r>
       <w:r>
+        <w:rPr>
+          <w:b w:val="0"/>
+          <w:i w:val="0"/>
+        </w:rPr>
         <w:t xml:space="preserve"> (Power-On Self-Test checks HW) → initialise HW, store low-level settings (clock, boot order) → </w:t>
       </w:r>
       <w:r>
         <w:rPr>
           <w:b/>
+          <w:i w:val="0"/>
         </w:rPr>
         <w:t>load OS</w:t>
       </w:r>
       <w:r>
+        <w:rPr>
+          <w:b w:val="0"/>
+          <w:i w:val="0"/>
+        </w:rPr>
         <w:t xml:space="preserve"> (bootstrap) into RAM. </w:t>
       </w:r>
       <w:r>
         <w:rPr>
+          <w:b w:val="0"/>
           <w:i/>
         </w:rPr>
         <w:t>BIOS loads the OS; it is NOT the OS.</w:t>
@@ -1174,15 +1493,21 @@
       <w:r>
         <w:rPr>
           <w:b/>
+          <w:i w:val="0"/>
         </w:rPr>
         <w:t>Device driver</w:t>
       </w:r>
       <w:r>
+        <w:rPr>
+          <w:b w:val="0"/>
+          <w:i w:val="0"/>
+        </w:rPr>
         <w:t xml:space="preserve"> = software letting OS control a specific hardware device; translates OS commands → device instructions. </w:t>
       </w:r>
       <w:r>
         <w:rPr>
           <w:b/>
+          <w:i w:val="0"/>
         </w:rPr>
         <w:t>HW- and OS-specific.</w:t>
       </w:r>
@@ -1194,37 +1519,57 @@
       <w:r>
         <w:rPr>
           <w:b/>
+          <w:i w:val="0"/>
         </w:rPr>
         <w:t>Virtual machine</w:t>
       </w:r>
       <w:r>
+        <w:rPr>
+          <w:b w:val="0"/>
+          <w:i w:val="0"/>
+        </w:rPr>
         <w:t xml:space="preserve"> = software emulating a complete computer. (1) </w:t>
       </w:r>
       <w:r>
         <w:rPr>
           <w:b/>
+          <w:i w:val="0"/>
         </w:rPr>
         <w:t>System VM:</w:t>
       </w:r>
       <w:r>
+        <w:rPr>
+          <w:b w:val="0"/>
+          <w:i w:val="0"/>
+        </w:rPr>
         <w:t xml:space="preserve"> run a whole guest OS inside another (testing/sandboxing/legacy). (2) </w:t>
       </w:r>
       <w:r>
         <w:rPr>
           <w:b/>
+          <w:i w:val="0"/>
         </w:rPr>
         <w:t>Process VM / intermediate code:</w:t>
       </w:r>
       <w:r>
+        <w:rPr>
+          <w:b w:val="0"/>
+          <w:i w:val="0"/>
+        </w:rPr>
         <w:t xml:space="preserve"> source compiled to platform-independent </w:t>
       </w:r>
       <w:r>
         <w:rPr>
           <w:b/>
+          <w:i w:val="0"/>
         </w:rPr>
         <w:t>intermediate code (e.g. Java bytecode)</w:t>
       </w:r>
       <w:r>
+        <w:rPr>
+          <w:b w:val="0"/>
+          <w:i w:val="0"/>
+        </w:rPr>
         <w:t>, run by a VM (e.g. JVM). +Portable "write once run anywhere"; −slower than native, VM uses resources.</w:t>
       </w:r>
     </w:p>
@@ -1240,6 +1585,10 @@
         <w:pStyle w:val="Heading2"/>
       </w:pPr>
       <w:r>
+        <w:rPr>
+          <w:b w:val="0"/>
+          <w:i w:val="0"/>
+        </w:rPr>
         <w:t>1.2.2 Applications generation</w:t>
       </w:r>
     </w:p>
@@ -1250,10 +1599,15 @@
       <w:r>
         <w:rPr>
           <w:b/>
+          <w:i w:val="0"/>
         </w:rPr>
         <w:t>Application software</w:t>
       </w:r>
       <w:r>
+        <w:rPr>
+          <w:b w:val="0"/>
+          <w:i w:val="0"/>
+        </w:rPr>
         <w:t xml:space="preserve"> = lets user do a real-world task (word processor, browser, game).</w:t>
       </w:r>
     </w:p>
@@ -1264,14 +1618,20 @@
       <w:r>
         <w:rPr>
           <w:b/>
+          <w:i w:val="0"/>
         </w:rPr>
         <w:t>Utility software</w:t>
       </w:r>
       <w:r>
+        <w:rPr>
+          <w:b w:val="0"/>
+          <w:i w:val="0"/>
+        </w:rPr>
         <w:t xml:space="preserve"> = maintains/optimises the computer itself (defrag, backup, antivirus, compression, firewall). </w:t>
       </w:r>
       <w:r>
         <w:rPr>
+          <w:b w:val="0"/>
           <w:i/>
         </w:rPr>
         <w:t>Antivirus = utility, NOT application.</w:t>
@@ -1316,6 +1676,7 @@
             <w:r>
               <w:rPr>
                 <w:b/>
+                <w:i w:val="0"/>
               </w:rPr>
               <w:t>Open source</w:t>
             </w:r>
@@ -1335,6 +1696,7 @@
             <w:r>
               <w:rPr>
                 <w:b/>
+                <w:i w:val="0"/>
               </w:rPr>
               <w:t>Closed source (proprietary)</w:t>
             </w:r>
@@ -1349,6 +1711,10 @@
           <w:p>
             <w:r/>
             <w:r>
+              <w:rPr>
+                <w:b w:val="0"/>
+                <w:i w:val="0"/>
+              </w:rPr>
               <w:t>Source code</w:t>
             </w:r>
           </w:p>
@@ -1360,6 +1726,10 @@
           <w:p>
             <w:r/>
             <w:r>
+              <w:rPr>
+                <w:b w:val="0"/>
+                <w:i w:val="0"/>
+              </w:rPr>
               <w:t>Available, modifiable</w:t>
             </w:r>
           </w:p>
@@ -1371,6 +1741,10 @@
           <w:p>
             <w:r/>
             <w:r>
+              <w:rPr>
+                <w:b w:val="0"/>
+                <w:i w:val="0"/>
+              </w:rPr>
               <w:t>Hidden, not modifiable</w:t>
             </w:r>
           </w:p>
@@ -1384,6 +1758,10 @@
           <w:p>
             <w:r/>
             <w:r>
+              <w:rPr>
+                <w:b w:val="0"/>
+                <w:i w:val="0"/>
+              </w:rPr>
               <w:t>Cost</w:t>
             </w:r>
           </w:p>
@@ -1395,6 +1773,10 @@
           <w:p>
             <w:r/>
             <w:r>
+              <w:rPr>
+                <w:b w:val="0"/>
+                <w:i w:val="0"/>
+              </w:rPr>
               <w:t>Usually free</w:t>
             </w:r>
           </w:p>
@@ -1406,6 +1788,10 @@
           <w:p>
             <w:r/>
             <w:r>
+              <w:rPr>
+                <w:b w:val="0"/>
+                <w:i w:val="0"/>
+              </w:rPr>
               <w:t>Usually paid licence</w:t>
             </w:r>
           </w:p>
@@ -1419,6 +1805,10 @@
           <w:p>
             <w:r/>
             <w:r>
+              <w:rPr>
+                <w:b w:val="0"/>
+                <w:i w:val="0"/>
+              </w:rPr>
               <w:t>Support</w:t>
             </w:r>
           </w:p>
@@ -1430,6 +1820,10 @@
           <w:p>
             <w:r/>
             <w:r>
+              <w:rPr>
+                <w:b w:val="0"/>
+                <w:i w:val="0"/>
+              </w:rPr>
               <w:t>Community</w:t>
             </w:r>
           </w:p>
@@ -1441,6 +1835,10 @@
           <w:p>
             <w:r/>
             <w:r>
+              <w:rPr>
+                <w:b w:val="0"/>
+                <w:i w:val="0"/>
+              </w:rPr>
               <w:t>Official/paid vendor support</w:t>
             </w:r>
           </w:p>
@@ -1454,6 +1852,10 @@
           <w:p>
             <w:r/>
             <w:r>
+              <w:rPr>
+                <w:b w:val="0"/>
+                <w:i w:val="0"/>
+              </w:rPr>
               <w:t>Examples</w:t>
             </w:r>
           </w:p>
@@ -1465,6 +1867,10 @@
           <w:p>
             <w:r/>
             <w:r>
+              <w:rPr>
+                <w:b w:val="0"/>
+                <w:i w:val="0"/>
+              </w:rPr>
               <w:t>Linux, Firefox, GIMP</w:t>
             </w:r>
           </w:p>
@@ -1476,6 +1882,10 @@
           <w:p>
             <w:r/>
             <w:r>
+              <w:rPr>
+                <w:b w:val="0"/>
+                <w:i w:val="0"/>
+              </w:rPr>
               <w:t>Windows, Photoshop</w:t>
             </w:r>
           </w:p>
@@ -1488,6 +1898,10 @@
         <w:pStyle w:val="Heading3"/>
       </w:pPr>
       <w:r>
+        <w:rPr>
+          <w:b w:val="0"/>
+          <w:i w:val="0"/>
+        </w:rPr>
         <w:t>Translators</w:t>
       </w:r>
     </w:p>
@@ -1498,10 +1912,15 @@
       <w:r>
         <w:rPr>
           <w:b/>
+          <w:i w:val="0"/>
         </w:rPr>
         <w:t>Assembler</w:t>
       </w:r>
       <w:r>
+        <w:rPr>
+          <w:b w:val="0"/>
+          <w:i w:val="0"/>
+        </w:rPr>
         <w:t xml:space="preserve"> → assembly → machine code (≈ one-to-one mnemonic:instruction).</w:t>
       </w:r>
     </w:p>
@@ -1512,28 +1931,43 @@
       <w:r>
         <w:rPr>
           <w:b/>
+          <w:i w:val="0"/>
         </w:rPr>
         <w:t>Compiler</w:t>
       </w:r>
       <w:r>
+        <w:rPr>
+          <w:b w:val="0"/>
+          <w:i w:val="0"/>
+        </w:rPr>
         <w:t xml:space="preserve"> → high-level → machine code </w:t>
       </w:r>
       <w:r>
         <w:rPr>
           <w:b/>
+          <w:i w:val="0"/>
         </w:rPr>
         <w:t>all at once</w:t>
       </w:r>
       <w:r>
+        <w:rPr>
+          <w:b w:val="0"/>
+          <w:i w:val="0"/>
+        </w:rPr>
         <w:t xml:space="preserve">, produces standalone </w:t>
       </w:r>
       <w:r>
         <w:rPr>
           <w:b/>
+          <w:i w:val="0"/>
         </w:rPr>
         <w:t>executable</w:t>
       </w:r>
       <w:r>
+        <w:rPr>
+          <w:b w:val="0"/>
+          <w:i w:val="0"/>
+        </w:rPr>
         <w:t xml:space="preserve"> before running.</w:t>
       </w:r>
     </w:p>
@@ -1544,19 +1978,29 @@
       <w:r>
         <w:rPr>
           <w:b/>
+          <w:i w:val="0"/>
         </w:rPr>
         <w:t>Interpreter</w:t>
       </w:r>
       <w:r>
+        <w:rPr>
+          <w:b w:val="0"/>
+          <w:i w:val="0"/>
+        </w:rPr>
         <w:t xml:space="preserve"> → translates + executes high-level </w:t>
       </w:r>
       <w:r>
         <w:rPr>
           <w:b/>
+          <w:i w:val="0"/>
         </w:rPr>
         <w:t>one line at a time</w:t>
       </w:r>
       <w:r>
+        <w:rPr>
+          <w:b w:val="0"/>
+          <w:i w:val="0"/>
+        </w:rPr>
         <w:t xml:space="preserve"> at run time; no executable.</w:t>
       </w:r>
     </w:p>
@@ -1599,6 +2043,7 @@
             <w:r>
               <w:rPr>
                 <w:b/>
+                <w:i w:val="0"/>
               </w:rPr>
               <w:t>Compiler</w:t>
             </w:r>
@@ -1618,6 +2063,7 @@
             <w:r>
               <w:rPr>
                 <w:b/>
+                <w:i w:val="0"/>
               </w:rPr>
               <w:t>Interpreter</w:t>
             </w:r>
@@ -1632,6 +2078,10 @@
           <w:p>
             <w:r/>
             <w:r>
+              <w:rPr>
+                <w:b w:val="0"/>
+                <w:i w:val="0"/>
+              </w:rPr>
               <w:t>When</w:t>
             </w:r>
           </w:p>
@@ -1643,6 +2093,10 @@
           <w:p>
             <w:r/>
             <w:r>
+              <w:rPr>
+                <w:b w:val="0"/>
+                <w:i w:val="0"/>
+              </w:rPr>
               <w:t>All at once, before run</w:t>
             </w:r>
           </w:p>
@@ -1654,6 +2108,10 @@
           <w:p>
             <w:r/>
             <w:r>
+              <w:rPr>
+                <w:b w:val="0"/>
+                <w:i w:val="0"/>
+              </w:rPr>
               <w:t>Line by line, at run time</w:t>
             </w:r>
           </w:p>
@@ -1667,6 +2125,10 @@
           <w:p>
             <w:r/>
             <w:r>
+              <w:rPr>
+                <w:b w:val="0"/>
+                <w:i w:val="0"/>
+              </w:rPr>
               <w:t>Output</w:t>
             </w:r>
           </w:p>
@@ -1678,6 +2140,10 @@
           <w:p>
             <w:r/>
             <w:r>
+              <w:rPr>
+                <w:b w:val="0"/>
+                <w:i w:val="0"/>
+              </w:rPr>
               <w:t>Standalone executable</w:t>
             </w:r>
           </w:p>
@@ -1689,6 +2155,10 @@
           <w:p>
             <w:r/>
             <w:r>
+              <w:rPr>
+                <w:b w:val="0"/>
+                <w:i w:val="0"/>
+              </w:rPr>
               <w:t>None</w:t>
             </w:r>
           </w:p>
@@ -1702,6 +2172,10 @@
           <w:p>
             <w:r/>
             <w:r>
+              <w:rPr>
+                <w:b w:val="0"/>
+                <w:i w:val="0"/>
+              </w:rPr>
               <w:t>Program speed</w:t>
             </w:r>
           </w:p>
@@ -1713,6 +2187,10 @@
           <w:p>
             <w:r/>
             <w:r>
+              <w:rPr>
+                <w:b w:val="0"/>
+                <w:i w:val="0"/>
+              </w:rPr>
               <w:t>Fast (already machine code)</w:t>
             </w:r>
           </w:p>
@@ -1724,6 +2202,10 @@
           <w:p>
             <w:r/>
             <w:r>
+              <w:rPr>
+                <w:b w:val="0"/>
+                <w:i w:val="0"/>
+              </w:rPr>
               <w:t>Slower (translated each run)</w:t>
             </w:r>
           </w:p>
@@ -1737,6 +2219,10 @@
           <w:p>
             <w:r/>
             <w:r>
+              <w:rPr>
+                <w:b w:val="0"/>
+                <w:i w:val="0"/>
+              </w:rPr>
               <w:t>Source needed to run?</w:t>
             </w:r>
           </w:p>
@@ -1748,6 +2234,10 @@
           <w:p>
             <w:r/>
             <w:r>
+              <w:rPr>
+                <w:b w:val="0"/>
+                <w:i w:val="0"/>
+              </w:rPr>
               <w:t>No (.exe only)</w:t>
             </w:r>
           </w:p>
@@ -1759,6 +2249,10 @@
           <w:p>
             <w:r/>
             <w:r>
+              <w:rPr>
+                <w:b w:val="0"/>
+                <w:i w:val="0"/>
+              </w:rPr>
               <w:t>Yes + interpreter</w:t>
             </w:r>
           </w:p>
@@ -1772,6 +2266,10 @@
           <w:p>
             <w:r/>
             <w:r>
+              <w:rPr>
+                <w:b w:val="0"/>
+                <w:i w:val="0"/>
+              </w:rPr>
               <w:t>Errors</w:t>
             </w:r>
           </w:p>
@@ -1783,6 +2281,10 @@
           <w:p>
             <w:r/>
             <w:r>
+              <w:rPr>
+                <w:b w:val="0"/>
+                <w:i w:val="0"/>
+              </w:rPr>
               <w:t>All reported at end</w:t>
             </w:r>
           </w:p>
@@ -1794,6 +2296,10 @@
           <w:p>
             <w:r/>
             <w:r>
+              <w:rPr>
+                <w:b w:val="0"/>
+                <w:i w:val="0"/>
+              </w:rPr>
               <w:t>Stops at first error</w:t>
             </w:r>
           </w:p>
@@ -1807,6 +2313,10 @@
           <w:p>
             <w:r/>
             <w:r>
+              <w:rPr>
+                <w:b w:val="0"/>
+                <w:i w:val="0"/>
+              </w:rPr>
               <w:t>Portability</w:t>
             </w:r>
           </w:p>
@@ -1818,6 +2328,10 @@
           <w:p>
             <w:r/>
             <w:r>
+              <w:rPr>
+                <w:b w:val="0"/>
+                <w:i w:val="0"/>
+              </w:rPr>
               <w:t>Platform-specific exe</w:t>
             </w:r>
           </w:p>
@@ -1829,6 +2343,10 @@
           <w:p>
             <w:r/>
             <w:r>
+              <w:rPr>
+                <w:b w:val="0"/>
+                <w:i w:val="0"/>
+              </w:rPr>
               <w:t>Portable if interpreter exists</w:t>
             </w:r>
           </w:p>
@@ -1842,6 +2360,10 @@
           <w:p>
             <w:r/>
             <w:r>
+              <w:rPr>
+                <w:b w:val="0"/>
+                <w:i w:val="0"/>
+              </w:rPr>
               <w:t>Good for</w:t>
             </w:r>
           </w:p>
@@ -1853,6 +2375,10 @@
           <w:p>
             <w:r/>
             <w:r>
+              <w:rPr>
+                <w:b w:val="0"/>
+                <w:i w:val="0"/>
+              </w:rPr>
               <w:t>Distributing finished software</w:t>
             </w:r>
           </w:p>
@@ -1864,6 +2390,10 @@
           <w:p>
             <w:r/>
             <w:r>
+              <w:rPr>
+                <w:b w:val="0"/>
+                <w:i w:val="0"/>
+              </w:rPr>
               <w:t>Developing/debugging, scripting</w:t>
             </w:r>
           </w:p>
@@ -1876,6 +2406,10 @@
         <w:pStyle w:val="Heading3"/>
       </w:pPr>
       <w:r>
+        <w:rPr>
+          <w:b w:val="0"/>
+          <w:i w:val="0"/>
+        </w:rPr>
         <w:t>Stages of compilation (IN ORDER)</w:t>
       </w:r>
     </w:p>
@@ -1886,28 +2420,43 @@
       <w:r>
         <w:rPr>
           <w:b/>
+          <w:i w:val="0"/>
         </w:rPr>
         <w:t>Lexical analysis</w:t>
       </w:r>
       <w:r>
+        <w:rPr>
+          <w:b w:val="0"/>
+          <w:i w:val="0"/>
+        </w:rPr>
         <w:t xml:space="preserve"> — code → </w:t>
       </w:r>
       <w:r>
         <w:rPr>
           <w:b/>
+          <w:i w:val="0"/>
         </w:rPr>
         <w:t>tokens</w:t>
       </w:r>
       <w:r>
+        <w:rPr>
+          <w:b w:val="0"/>
+          <w:i w:val="0"/>
+        </w:rPr>
         <w:t xml:space="preserve">; remove whitespace/comments; build </w:t>
       </w:r>
       <w:r>
         <w:rPr>
           <w:b/>
+          <w:i w:val="0"/>
         </w:rPr>
         <w:t>symbol table</w:t>
       </w:r>
       <w:r>
+        <w:rPr>
+          <w:b w:val="0"/>
+          <w:i w:val="0"/>
+        </w:rPr>
         <w:t>.</w:t>
       </w:r>
     </w:p>
@@ -1918,37 +2467,57 @@
       <w:r>
         <w:rPr>
           <w:b/>
+          <w:i w:val="0"/>
         </w:rPr>
         <w:t>Syntax analysis (parsing)</w:t>
       </w:r>
       <w:r>
+        <w:rPr>
+          <w:b w:val="0"/>
+          <w:i w:val="0"/>
+        </w:rPr>
         <w:t xml:space="preserve"> — tokens checked vs </w:t>
       </w:r>
       <w:r>
         <w:rPr>
           <w:b/>
+          <w:i w:val="0"/>
         </w:rPr>
         <w:t>grammar</w:t>
       </w:r>
       <w:r>
+        <w:rPr>
+          <w:b w:val="0"/>
+          <w:i w:val="0"/>
+        </w:rPr>
         <w:t xml:space="preserve">; </w:t>
       </w:r>
       <w:r>
         <w:rPr>
           <w:b/>
+          <w:i w:val="0"/>
         </w:rPr>
         <w:t>parse tree</w:t>
       </w:r>
       <w:r>
+        <w:rPr>
+          <w:b w:val="0"/>
+          <w:i w:val="0"/>
+        </w:rPr>
         <w:t xml:space="preserve"> built; </w:t>
       </w:r>
       <w:r>
         <w:rPr>
           <w:b/>
+          <w:i w:val="0"/>
         </w:rPr>
         <w:t>syntax errors</w:t>
       </w:r>
       <w:r>
+        <w:rPr>
+          <w:b w:val="0"/>
+          <w:i w:val="0"/>
+        </w:rPr>
         <w:t xml:space="preserve"> reported here.</w:t>
       </w:r>
     </w:p>
@@ -1959,19 +2528,29 @@
       <w:r>
         <w:rPr>
           <w:b/>
+          <w:i w:val="0"/>
         </w:rPr>
         <w:t>Code generation</w:t>
       </w:r>
       <w:r>
+        <w:rPr>
+          <w:b w:val="0"/>
+          <w:i w:val="0"/>
+        </w:rPr>
         <w:t xml:space="preserve"> — produce </w:t>
       </w:r>
       <w:r>
         <w:rPr>
           <w:b/>
+          <w:i w:val="0"/>
         </w:rPr>
         <w:t>object/machine code</w:t>
       </w:r>
       <w:r>
+        <w:rPr>
+          <w:b w:val="0"/>
+          <w:i w:val="0"/>
+        </w:rPr>
         <w:t xml:space="preserve"> from parse tree + symbol table.</w:t>
       </w:r>
     </w:p>
@@ -1982,19 +2561,29 @@
       <w:r>
         <w:rPr>
           <w:b/>
+          <w:i w:val="0"/>
         </w:rPr>
         <w:t>(Code) optimisation</w:t>
       </w:r>
       <w:r>
+        <w:rPr>
+          <w:b w:val="0"/>
+          <w:i w:val="0"/>
+        </w:rPr>
         <w:t xml:space="preserve"> — refine code to </w:t>
       </w:r>
       <w:r>
         <w:rPr>
           <w:b/>
+          <w:i w:val="0"/>
         </w:rPr>
         <w:t>run faster / use less memory</w:t>
       </w:r>
       <w:r>
+        <w:rPr>
+          <w:b w:val="0"/>
+          <w:i w:val="0"/>
+        </w:rPr>
         <w:t>, same result.</w:t>
       </w:r>
     </w:p>
@@ -2003,6 +2592,10 @@
         <w:pStyle w:val="Heading3"/>
       </w:pPr>
       <w:r>
+        <w:rPr>
+          <w:b w:val="0"/>
+          <w:i w:val="0"/>
+        </w:rPr>
         <w:t>Linkers, loaders, libraries</w:t>
       </w:r>
     </w:p>
@@ -2013,10 +2606,15 @@
       <w:r>
         <w:rPr>
           <w:b/>
+          <w:i w:val="0"/>
         </w:rPr>
         <w:t>Library</w:t>
       </w:r>
       <w:r>
+        <w:rPr>
+          <w:b w:val="0"/>
+          <w:i w:val="0"/>
+        </w:rPr>
         <w:t xml:space="preserve"> = pre-written, pre-compiled, tested subroutines reused → saves time, more reliable.</w:t>
       </w:r>
     </w:p>
@@ -2027,28 +2625,43 @@
       <w:r>
         <w:rPr>
           <w:b/>
+          <w:i w:val="0"/>
         </w:rPr>
         <w:t>Linker</w:t>
       </w:r>
       <w:r>
+        <w:rPr>
+          <w:b w:val="0"/>
+          <w:i w:val="0"/>
+        </w:rPr>
         <w:t xml:space="preserve"> = combines compiled program + library/other modules into one executable, resolving references. </w:t>
       </w:r>
       <w:r>
         <w:rPr>
           <w:b/>
+          <w:i w:val="0"/>
         </w:rPr>
         <w:t>Static</w:t>
       </w:r>
       <w:r>
+        <w:rPr>
+          <w:b w:val="0"/>
+          <w:i w:val="0"/>
+        </w:rPr>
         <w:t xml:space="preserve"> (copies code in, larger, self-contained) vs </w:t>
       </w:r>
       <w:r>
         <w:rPr>
           <w:b/>
+          <w:i w:val="0"/>
         </w:rPr>
         <w:t>Dynamic</w:t>
       </w:r>
       <w:r>
+        <w:rPr>
+          <w:b w:val="0"/>
+          <w:i w:val="0"/>
+        </w:rPr>
         <w:t xml:space="preserve"> (.dll separate, linked at run time, smaller, shared/updatable).</w:t>
       </w:r>
     </w:p>
@@ -2059,19 +2672,29 @@
       <w:r>
         <w:rPr>
           <w:b/>
+          <w:i w:val="0"/>
         </w:rPr>
         <w:t>Loader</w:t>
       </w:r>
       <w:r>
+        <w:rPr>
+          <w:b w:val="0"/>
+          <w:i w:val="0"/>
+        </w:rPr>
         <w:t xml:space="preserve"> = OS software that copies the executable from storage </w:t>
       </w:r>
       <w:r>
         <w:rPr>
           <w:b/>
+          <w:i w:val="0"/>
         </w:rPr>
         <w:t>into RAM</w:t>
       </w:r>
       <w:r>
+        <w:rPr>
+          <w:b w:val="0"/>
+          <w:i w:val="0"/>
+        </w:rPr>
         <w:t xml:space="preserve"> and prepares it to run.</w:t>
       </w:r>
     </w:p>
@@ -2087,6 +2710,10 @@
         <w:pStyle w:val="Heading2"/>
       </w:pPr>
       <w:r>
+        <w:rPr>
+          <w:b w:val="0"/>
+          <w:i w:val="0"/>
+        </w:rPr>
         <w:t>1.2.3 Software development</w:t>
       </w:r>
     </w:p>
@@ -2095,6 +2722,10 @@
         <w:pStyle w:val="Heading3"/>
       </w:pPr>
       <w:r>
+        <w:rPr>
+          <w:b w:val="0"/>
+          <w:i w:val="0"/>
+        </w:rPr>
         <w:t>Methodologies</w:t>
       </w:r>
     </w:p>
@@ -2124,6 +2755,7 @@
             <w:r>
               <w:rPr>
                 <w:b/>
+                <w:i w:val="0"/>
               </w:rPr>
               <w:t>Methodology</w:t>
             </w:r>
@@ -2143,6 +2775,7 @@
             <w:r>
               <w:rPr>
                 <w:b/>
+                <w:i w:val="0"/>
               </w:rPr>
               <w:t>Key idea</w:t>
             </w:r>
@@ -2162,6 +2795,7 @@
             <w:r>
               <w:rPr>
                 <w:b/>
+                <w:i w:val="0"/>
               </w:rPr>
               <w:t>Use when…</w:t>
             </w:r>
@@ -2178,6 +2812,7 @@
             <w:r>
               <w:rPr>
                 <w:b/>
+                <w:i w:val="0"/>
               </w:rPr>
               <w:t>Waterfall</w:t>
             </w:r>
@@ -2190,6 +2825,10 @@
           <w:p>
             <w:r/>
             <w:r>
+              <w:rPr>
+                <w:b w:val="0"/>
+                <w:i w:val="0"/>
+              </w:rPr>
               <w:t>Linear/sequential, one stage at a time</w:t>
             </w:r>
           </w:p>
@@ -2201,6 +2840,10 @@
           <w:p>
             <w:r/>
             <w:r>
+              <w:rPr>
+                <w:b w:val="0"/>
+                <w:i w:val="0"/>
+              </w:rPr>
               <w:t>Requirements fixed &amp; clear, small project</w:t>
             </w:r>
           </w:p>
@@ -2216,6 +2859,7 @@
             <w:r>
               <w:rPr>
                 <w:b/>
+                <w:i w:val="0"/>
               </w:rPr>
               <w:t>Agile</w:t>
             </w:r>
@@ -2228,6 +2872,10 @@
           <w:p>
             <w:r/>
             <w:r>
+              <w:rPr>
+                <w:b w:val="0"/>
+                <w:i w:val="0"/>
+              </w:rPr>
               <w:t>Iterative increments + continuous client feedback</w:t>
             </w:r>
           </w:p>
@@ -2239,6 +2887,10 @@
           <w:p>
             <w:r/>
             <w:r>
+              <w:rPr>
+                <w:b w:val="0"/>
+                <w:i w:val="0"/>
+              </w:rPr>
               <w:t>Requirements likely to change/unclear</w:t>
             </w:r>
           </w:p>
@@ -2254,6 +2906,7 @@
             <w:r>
               <w:rPr>
                 <w:b/>
+                <w:i w:val="0"/>
               </w:rPr>
               <w:t>Extreme programming (XP)</w:t>
             </w:r>
@@ -2266,15 +2919,24 @@
           <w:p>
             <w:r/>
             <w:r>
+              <w:rPr>
+                <w:b w:val="0"/>
+                <w:i w:val="0"/>
+              </w:rPr>
               <w:t xml:space="preserve">Agile + </w:t>
             </w:r>
             <w:r>
               <w:rPr>
                 <w:b/>
+                <w:i w:val="0"/>
               </w:rPr>
               <w:t>pair programming</w:t>
             </w:r>
             <w:r>
+              <w:rPr>
+                <w:b w:val="0"/>
+                <w:i w:val="0"/>
+              </w:rPr>
               <w:t xml:space="preserve"> + constant testing (TDD) + customer in team</w:t>
             </w:r>
           </w:p>
@@ -2286,6 +2948,10 @@
           <w:p>
             <w:r/>
             <w:r>
+              <w:rPr>
+                <w:b w:val="0"/>
+                <w:i w:val="0"/>
+              </w:rPr>
               <w:t>High code quality essential</w:t>
             </w:r>
           </w:p>
@@ -2301,6 +2967,7 @@
             <w:r>
               <w:rPr>
                 <w:b/>
+                <w:i w:val="0"/>
               </w:rPr>
               <w:t>Spiral</w:t>
             </w:r>
@@ -2313,15 +2980,24 @@
           <w:p>
             <w:r/>
             <w:r>
+              <w:rPr>
+                <w:b w:val="0"/>
+                <w:i w:val="0"/>
+              </w:rPr>
               <w:t xml:space="preserve">Iterative + central </w:t>
             </w:r>
             <w:r>
               <w:rPr>
                 <w:b/>
+                <w:i w:val="0"/>
               </w:rPr>
               <w:t>risk analysis</w:t>
             </w:r>
             <w:r>
+              <w:rPr>
+                <w:b w:val="0"/>
+                <w:i w:val="0"/>
+              </w:rPr>
               <w:t xml:space="preserve"> each loop</w:t>
             </w:r>
           </w:p>
@@ -2333,6 +3009,10 @@
           <w:p>
             <w:r/>
             <w:r>
+              <w:rPr>
+                <w:b w:val="0"/>
+                <w:i w:val="0"/>
+              </w:rPr>
               <w:t>Large, expensive, high-risk project</w:t>
             </w:r>
           </w:p>
@@ -2348,6 +3028,7 @@
             <w:r>
               <w:rPr>
                 <w:b/>
+                <w:i w:val="0"/>
               </w:rPr>
               <w:t>RAD</w:t>
             </w:r>
@@ -2360,15 +3041,24 @@
           <w:p>
             <w:r/>
             <w:r>
+              <w:rPr>
+                <w:b w:val="0"/>
+                <w:i w:val="0"/>
+              </w:rPr>
               <w:t xml:space="preserve">Rapid </w:t>
             </w:r>
             <w:r>
               <w:rPr>
                 <w:b/>
+                <w:i w:val="0"/>
               </w:rPr>
               <w:t>prototyping</w:t>
             </w:r>
             <w:r>
+              <w:rPr>
+                <w:b w:val="0"/>
+                <w:i w:val="0"/>
+              </w:rPr>
               <w:t xml:space="preserve"> refined by user feedback</w:t>
             </w:r>
           </w:p>
@@ -2380,6 +3070,10 @@
           <w:p>
             <w:r/>
             <w:r>
+              <w:rPr>
+                <w:b w:val="0"/>
+                <w:i w:val="0"/>
+              </w:rPr>
               <w:t>Need it fast / vague requirements</w:t>
             </w:r>
           </w:p>
@@ -2390,6 +3084,7 @@
     <w:p>
       <w:r>
         <w:rPr>
+          <w:b w:val="0"/>
           <w:i/>
         </w:rPr>
         <w:t>Trade-offs: Waterfall simple/documented but inflexible, client sees product only at end. Agile flexible but less docs, cost/time hard to predict. XP very high quality but staff-intensive. Spiral manages risk but expensive/complex. RAD fast but needs skilled devs + committed users, can be less robust.</w:t>
@@ -2400,6 +3095,10 @@
         <w:pStyle w:val="Heading3"/>
       </w:pPr>
       <w:r>
+        <w:rPr>
+          <w:b w:val="0"/>
+          <w:i w:val="0"/>
+        </w:rPr>
         <w:t>Lifecycle stages</w:t>
       </w:r>
     </w:p>
@@ -2407,46 +3106,71 @@
       <w:r>
         <w:rPr>
           <w:b/>
+          <w:i w:val="0"/>
         </w:rPr>
         <w:t>Analysis</w:t>
       </w:r>
       <w:r>
+        <w:rPr>
+          <w:b w:val="0"/>
+          <w:i w:val="0"/>
+        </w:rPr>
         <w:t xml:space="preserve"> (investigate + gather requirements, feasibility) → </w:t>
       </w:r>
       <w:r>
         <w:rPr>
           <w:b/>
+          <w:i w:val="0"/>
         </w:rPr>
         <w:t>Design</w:t>
       </w:r>
       <w:r>
+        <w:rPr>
+          <w:b w:val="0"/>
+          <w:i w:val="0"/>
+        </w:rPr>
         <w:t xml:space="preserve"> (data structures, algorithms, interface, I/O) → </w:t>
       </w:r>
       <w:r>
         <w:rPr>
           <w:b/>
+          <w:i w:val="0"/>
         </w:rPr>
         <w:t>Development/implementation</w:t>
       </w:r>
       <w:r>
+        <w:rPr>
+          <w:b w:val="0"/>
+          <w:i w:val="0"/>
+        </w:rPr>
         <w:t xml:space="preserve"> (code in modules) → </w:t>
       </w:r>
       <w:r>
         <w:rPr>
           <w:b/>
+          <w:i w:val="0"/>
         </w:rPr>
         <w:t>Testing</w:t>
       </w:r>
       <w:r>
+        <w:rPr>
+          <w:b w:val="0"/>
+          <w:i w:val="0"/>
+        </w:rPr>
         <w:t xml:space="preserve"> (vs requirements; normal/boundary/erroneous data; alpha/beta) → </w:t>
       </w:r>
       <w:r>
         <w:rPr>
           <w:b/>
+          <w:i w:val="0"/>
         </w:rPr>
         <w:t>Evaluation</w:t>
       </w:r>
       <w:r>
+        <w:rPr>
+          <w:b w:val="0"/>
+          <w:i w:val="0"/>
+        </w:rPr>
         <w:t xml:space="preserve"> (vs original requirements: effective, usable, robust, maintainable).</w:t>
       </w:r>
     </w:p>
@@ -2462,6 +3186,10 @@
         <w:pStyle w:val="Heading2"/>
       </w:pPr>
       <w:r>
+        <w:rPr>
+          <w:b w:val="0"/>
+          <w:i w:val="0"/>
+        </w:rPr>
         <w:t>1.2.4 Types of programming language</w:t>
       </w:r>
     </w:p>
@@ -2472,10 +3200,15 @@
       <w:r>
         <w:rPr>
           <w:b/>
+          <w:i w:val="0"/>
         </w:rPr>
         <w:t>Programming paradigm</w:t>
       </w:r>
       <w:r>
+        <w:rPr>
+          <w:b w:val="0"/>
+          <w:i w:val="0"/>
+        </w:rPr>
         <w:t xml:space="preserve"> = style/approach to writing a program. No one language suits every task → pick the paradigm that makes a problem easier to write/maintain/reuse.</w:t>
       </w:r>
     </w:p>
@@ -2486,37 +3219,57 @@
       <w:r>
         <w:rPr>
           <w:b/>
+          <w:i w:val="0"/>
         </w:rPr>
         <w:t>Procedural</w:t>
       </w:r>
       <w:r>
+        <w:rPr>
+          <w:b w:val="0"/>
+          <w:i w:val="0"/>
+        </w:rPr>
         <w:t xml:space="preserve"> = ordered statements using </w:t>
       </w:r>
       <w:r>
         <w:rPr>
           <w:b/>
+          <w:i w:val="0"/>
         </w:rPr>
         <w:t>sequence, selection, iteration</w:t>
       </w:r>
       <w:r>
+        <w:rPr>
+          <w:b w:val="0"/>
+          <w:i w:val="0"/>
+        </w:rPr>
         <w:t xml:space="preserve">; organised into </w:t>
       </w:r>
       <w:r>
         <w:rPr>
           <w:b/>
+          <w:i w:val="0"/>
         </w:rPr>
         <w:t>procedures/subroutines</w:t>
       </w:r>
       <w:r>
+        <w:rPr>
+          <w:b w:val="0"/>
+          <w:i w:val="0"/>
+        </w:rPr>
         <w:t xml:space="preserve">; specifies </w:t>
       </w:r>
       <w:r>
         <w:rPr>
+          <w:b w:val="0"/>
           <w:i/>
         </w:rPr>
         <w:t>how</w:t>
       </w:r>
       <w:r>
+        <w:rPr>
+          <w:b w:val="0"/>
+          <w:i w:val="0"/>
+        </w:rPr>
         <w:t xml:space="preserve"> (Python, C, Pascal).</w:t>
       </w:r>
     </w:p>
@@ -2527,19 +3280,29 @@
       <w:r>
         <w:rPr>
           <w:b/>
+          <w:i w:val="0"/>
         </w:rPr>
         <w:t>Assembly language</w:t>
       </w:r>
       <w:r>
+        <w:rPr>
+          <w:b w:val="0"/>
+          <w:i w:val="0"/>
+        </w:rPr>
         <w:t xml:space="preserve"> = low-level, uses </w:t>
       </w:r>
       <w:r>
         <w:rPr>
           <w:b/>
+          <w:i w:val="0"/>
         </w:rPr>
         <w:t>mnemonics</w:t>
       </w:r>
       <w:r>
+        <w:rPr>
+          <w:b w:val="0"/>
+          <w:i w:val="0"/>
+        </w:rPr>
         <w:t xml:space="preserve"> (ADD, STA), ≈ one mnemonic:one machine instruction, processor-specific; for speed/size/HW control (drivers, embedded).</w:t>
       </w:r>
     </w:p>
@@ -2550,10 +3313,15 @@
       <w:r>
         <w:rPr>
           <w:b/>
+          <w:i w:val="0"/>
         </w:rPr>
         <w:t>Little Man Computer (LMC)</w:t>
       </w:r>
       <w:r>
+        <w:rPr>
+          <w:b w:val="0"/>
+          <w:i w:val="0"/>
+        </w:rPr>
         <w:t xml:space="preserve"> = simple model CPU/instruction set to learn assembly &amp; F-D-E.</w:t>
       </w:r>
     </w:p>
@@ -2561,120 +3329,191 @@
       <w:r>
         <w:rPr>
           <w:b/>
+          <w:i w:val="0"/>
         </w:rPr>
         <w:t>LMC instructions:</w:t>
       </w:r>
       <w:r>
+        <w:rPr>
+          <w:b w:val="0"/>
+          <w:i w:val="0"/>
+        </w:rPr>
         <w:t xml:space="preserve"> </w:t>
       </w:r>
       <w:r>
         <w:rPr>
           <w:rFonts w:ascii="Consolas" w:hAnsi="Consolas"/>
+          <w:b w:val="0"/>
+          <w:i w:val="0"/>
           <w:sz w:val="19"/>
         </w:rPr>
         <w:t>INP</w:t>
       </w:r>
       <w:r>
+        <w:rPr>
+          <w:b w:val="0"/>
+          <w:i w:val="0"/>
+        </w:rPr>
         <w:t xml:space="preserve"> input→ACC · </w:t>
       </w:r>
       <w:r>
         <w:rPr>
           <w:rFonts w:ascii="Consolas" w:hAnsi="Consolas"/>
+          <w:b w:val="0"/>
+          <w:i w:val="0"/>
           <w:sz w:val="19"/>
         </w:rPr>
         <w:t>OUT</w:t>
       </w:r>
       <w:r>
+        <w:rPr>
+          <w:b w:val="0"/>
+          <w:i w:val="0"/>
+        </w:rPr>
         <w:t xml:space="preserve"> output ACC · </w:t>
       </w:r>
       <w:r>
         <w:rPr>
           <w:rFonts w:ascii="Consolas" w:hAnsi="Consolas"/>
+          <w:b w:val="0"/>
+          <w:i w:val="0"/>
           <w:sz w:val="19"/>
         </w:rPr>
         <w:t>STA xx</w:t>
       </w:r>
       <w:r>
+        <w:rPr>
+          <w:b w:val="0"/>
+          <w:i w:val="0"/>
+        </w:rPr>
         <w:t xml:space="preserve"> store ACC→xx · </w:t>
       </w:r>
       <w:r>
         <w:rPr>
           <w:rFonts w:ascii="Consolas" w:hAnsi="Consolas"/>
+          <w:b w:val="0"/>
+          <w:i w:val="0"/>
           <w:sz w:val="19"/>
         </w:rPr>
         <w:t>LDA xx</w:t>
       </w:r>
       <w:r>
+        <w:rPr>
+          <w:b w:val="0"/>
+          <w:i w:val="0"/>
+        </w:rPr>
         <w:t xml:space="preserve"> load xx→ACC · </w:t>
       </w:r>
       <w:r>
         <w:rPr>
           <w:rFonts w:ascii="Consolas" w:hAnsi="Consolas"/>
+          <w:b w:val="0"/>
+          <w:i w:val="0"/>
           <w:sz w:val="19"/>
         </w:rPr>
         <w:t>ADD xx</w:t>
       </w:r>
       <w:r>
+        <w:rPr>
+          <w:b w:val="0"/>
+          <w:i w:val="0"/>
+        </w:rPr>
         <w:t xml:space="preserve"> · </w:t>
       </w:r>
       <w:r>
         <w:rPr>
           <w:rFonts w:ascii="Consolas" w:hAnsi="Consolas"/>
+          <w:b w:val="0"/>
+          <w:i w:val="0"/>
           <w:sz w:val="19"/>
         </w:rPr>
         <w:t>SUB xx</w:t>
       </w:r>
       <w:r>
+        <w:rPr>
+          <w:b w:val="0"/>
+          <w:i w:val="0"/>
+        </w:rPr>
         <w:t xml:space="preserve"> · </w:t>
       </w:r>
       <w:r>
         <w:rPr>
           <w:rFonts w:ascii="Consolas" w:hAnsi="Consolas"/>
+          <w:b w:val="0"/>
+          <w:i w:val="0"/>
           <w:sz w:val="19"/>
         </w:rPr>
         <w:t>BRA xx</w:t>
       </w:r>
       <w:r>
+        <w:rPr>
+          <w:b w:val="0"/>
+          <w:i w:val="0"/>
+        </w:rPr>
         <w:t xml:space="preserve"> jump always · </w:t>
       </w:r>
       <w:r>
         <w:rPr>
           <w:rFonts w:ascii="Consolas" w:hAnsi="Consolas"/>
+          <w:b w:val="0"/>
+          <w:i w:val="0"/>
           <w:sz w:val="19"/>
         </w:rPr>
         <w:t>BRZ xx</w:t>
       </w:r>
       <w:r>
+        <w:rPr>
+          <w:b w:val="0"/>
+          <w:i w:val="0"/>
+        </w:rPr>
         <w:t xml:space="preserve"> branch if ACC=0 · </w:t>
       </w:r>
       <w:r>
         <w:rPr>
           <w:rFonts w:ascii="Consolas" w:hAnsi="Consolas"/>
+          <w:b w:val="0"/>
+          <w:i w:val="0"/>
           <w:sz w:val="19"/>
         </w:rPr>
         <w:t>BRP xx</w:t>
       </w:r>
       <w:r>
+        <w:rPr>
+          <w:b w:val="0"/>
+          <w:i w:val="0"/>
+        </w:rPr>
         <w:t xml:space="preserve"> branch if ACC≥0 · </w:t>
       </w:r>
       <w:r>
         <w:rPr>
           <w:rFonts w:ascii="Consolas" w:hAnsi="Consolas"/>
+          <w:b w:val="0"/>
+          <w:i w:val="0"/>
           <w:sz w:val="19"/>
         </w:rPr>
         <w:t>DAT</w:t>
       </w:r>
       <w:r>
+        <w:rPr>
+          <w:b w:val="0"/>
+          <w:i w:val="0"/>
+        </w:rPr>
         <w:t xml:space="preserve"> data label · </w:t>
       </w:r>
       <w:r>
         <w:rPr>
           <w:rFonts w:ascii="Consolas" w:hAnsi="Consolas"/>
+          <w:b w:val="0"/>
+          <w:i w:val="0"/>
           <w:sz w:val="19"/>
         </w:rPr>
         <w:t>HLT</w:t>
       </w:r>
       <w:r>
+        <w:rPr>
+          <w:b w:val="0"/>
+          <w:i w:val="0"/>
+        </w:rPr>
         <w:t xml:space="preserve"> stop.</w:t>
       </w:r>
     </w:p>
@@ -2683,16 +3522,26 @@
         <w:pStyle w:val="Heading3"/>
       </w:pPr>
       <w:r>
+        <w:rPr>
+          <w:b w:val="0"/>
+          <w:i w:val="0"/>
+        </w:rPr>
         <w:t xml:space="preserve">Addressing modes (operand </w:t>
       </w:r>
       <w:r>
         <w:rPr>
           <w:rFonts w:ascii="Consolas" w:hAnsi="Consolas"/>
+          <w:b w:val="0"/>
+          <w:i w:val="0"/>
           <w:sz w:val="19"/>
         </w:rPr>
         <w:t>20</w:t>
       </w:r>
       <w:r>
+        <w:rPr>
+          <w:b w:val="0"/>
+          <w:i w:val="0"/>
+        </w:rPr>
         <w:t>; addr 20→35, addr 35→99)</w:t>
       </w:r>
     </w:p>
@@ -2722,6 +3571,7 @@
             <w:r>
               <w:rPr>
                 <w:b/>
+                <w:i w:val="0"/>
               </w:rPr>
               <w:t>Mode</w:t>
             </w:r>
@@ -2741,6 +3591,7 @@
             <w:r>
               <w:rPr>
                 <w:b/>
+                <w:i w:val="0"/>
               </w:rPr>
               <w:t>Operand is…</w:t>
             </w:r>
@@ -2761,6 +3612,7 @@
               <w:rPr>
                 <w:rFonts w:ascii="Consolas" w:hAnsi="Consolas"/>
                 <w:b/>
+                <w:i w:val="0"/>
                 <w:sz w:val="19"/>
               </w:rPr>
               <w:t>LDA 20</w:t>
@@ -2768,6 +3620,7 @@
             <w:r>
               <w:rPr>
                 <w:b/>
+                <w:i w:val="0"/>
               </w:rPr>
               <w:t xml:space="preserve"> loads</w:t>
             </w:r>
@@ -2784,6 +3637,7 @@
             <w:r>
               <w:rPr>
                 <w:b/>
+                <w:i w:val="0"/>
               </w:rPr>
               <w:t>Immediate</w:t>
             </w:r>
@@ -2796,6 +3650,10 @@
           <w:p>
             <w:r/>
             <w:r>
+              <w:rPr>
+                <w:b w:val="0"/>
+                <w:i w:val="0"/>
+              </w:rPr>
               <w:t>the actual value</w:t>
             </w:r>
           </w:p>
@@ -2809,6 +3667,7 @@
             <w:r>
               <w:rPr>
                 <w:b/>
+                <w:i w:val="0"/>
               </w:rPr>
               <w:t>20</w:t>
             </w:r>
@@ -2825,6 +3684,7 @@
             <w:r>
               <w:rPr>
                 <w:b/>
+                <w:i w:val="0"/>
               </w:rPr>
               <w:t>Direct</w:t>
             </w:r>
@@ -2837,6 +3697,10 @@
           <w:p>
             <w:r/>
             <w:r>
+              <w:rPr>
+                <w:b w:val="0"/>
+                <w:i w:val="0"/>
+              </w:rPr>
               <w:t>the address holding the value</w:t>
             </w:r>
           </w:p>
@@ -2850,6 +3714,7 @@
             <w:r>
               <w:rPr>
                 <w:b/>
+                <w:i w:val="0"/>
               </w:rPr>
               <w:t>35</w:t>
             </w:r>
@@ -2866,6 +3731,7 @@
             <w:r>
               <w:rPr>
                 <w:b/>
+                <w:i w:val="0"/>
               </w:rPr>
               <w:t>Indirect</w:t>
             </w:r>
@@ -2878,15 +3744,24 @@
           <w:p>
             <w:r/>
             <w:r>
+              <w:rPr>
+                <w:b w:val="0"/>
+                <w:i w:val="0"/>
+              </w:rPr>
               <w:t xml:space="preserve">address of a location holding the </w:t>
             </w:r>
             <w:r>
               <w:rPr>
                 <w:b/>
+                <w:i w:val="0"/>
               </w:rPr>
               <w:t>address</w:t>
             </w:r>
             <w:r>
+              <w:rPr>
+                <w:b w:val="0"/>
+                <w:i w:val="0"/>
+              </w:rPr>
               <w:t xml:space="preserve"> of the value (pointers)</w:t>
             </w:r>
           </w:p>
@@ -2900,6 +3775,7 @@
             <w:r>
               <w:rPr>
                 <w:b/>
+                <w:i w:val="0"/>
               </w:rPr>
               <w:t>99</w:t>
             </w:r>
@@ -2916,6 +3792,7 @@
             <w:r>
               <w:rPr>
                 <w:b/>
+                <w:i w:val="0"/>
               </w:rPr>
               <w:t>Indexed</w:t>
             </w:r>
@@ -2928,15 +3805,24 @@
           <w:p>
             <w:r/>
             <w:r>
+              <w:rPr>
+                <w:b w:val="0"/>
+                <w:i w:val="0"/>
+              </w:rPr>
               <w:t xml:space="preserve">base address + </w:t>
             </w:r>
             <w:r>
               <w:rPr>
                 <w:b/>
+                <w:i w:val="0"/>
               </w:rPr>
               <w:t>index register</w:t>
             </w:r>
             <w:r>
+              <w:rPr>
+                <w:b w:val="0"/>
+                <w:i w:val="0"/>
+              </w:rPr>
               <w:t xml:space="preserve"> contents (arrays)</w:t>
             </w:r>
           </w:p>
@@ -2948,6 +3834,10 @@
           <w:p>
             <w:r/>
             <w:r>
+              <w:rPr>
+                <w:b w:val="0"/>
+                <w:i w:val="0"/>
+              </w:rPr>
               <w:t>20+index</w:t>
             </w:r>
           </w:p>
@@ -2960,6 +3850,10 @@
         <w:pStyle w:val="Heading3"/>
       </w:pPr>
       <w:r>
+        <w:rPr>
+          <w:b w:val="0"/>
+          <w:i w:val="0"/>
+        </w:rPr>
         <w:t>OOP concepts</w:t>
       </w:r>
     </w:p>
@@ -2988,6 +3882,7 @@
             <w:r>
               <w:rPr>
                 <w:b/>
+                <w:i w:val="0"/>
               </w:rPr>
               <w:t>Term</w:t>
             </w:r>
@@ -3007,6 +3902,7 @@
             <w:r>
               <w:rPr>
                 <w:b/>
+                <w:i w:val="0"/>
               </w:rPr>
               <w:t>Definition</w:t>
             </w:r>
@@ -3023,6 +3919,7 @@
             <w:r>
               <w:rPr>
                 <w:b/>
+                <w:i w:val="0"/>
               </w:rPr>
               <w:t>Class</w:t>
             </w:r>
@@ -3035,6 +3932,10 @@
           <w:p>
             <w:r/>
             <w:r>
+              <w:rPr>
+                <w:b w:val="0"/>
+                <w:i w:val="0"/>
+              </w:rPr>
               <w:t>Template/blueprint defining attributes + methods</w:t>
             </w:r>
           </w:p>
@@ -3050,6 +3951,7 @@
             <w:r>
               <w:rPr>
                 <w:b/>
+                <w:i w:val="0"/>
               </w:rPr>
               <w:t>Object</w:t>
             </w:r>
@@ -3062,15 +3964,24 @@
           <w:p>
             <w:r/>
             <w:r>
+              <w:rPr>
+                <w:b w:val="0"/>
+                <w:i w:val="0"/>
+              </w:rPr>
               <w:t xml:space="preserve">A specific </w:t>
             </w:r>
             <w:r>
               <w:rPr>
                 <w:b/>
+                <w:i w:val="0"/>
               </w:rPr>
               <w:t>instance</w:t>
             </w:r>
             <w:r>
+              <w:rPr>
+                <w:b w:val="0"/>
+                <w:i w:val="0"/>
+              </w:rPr>
               <w:t xml:space="preserve"> of a class</w:t>
             </w:r>
           </w:p>
@@ -3086,6 +3997,7 @@
             <w:r>
               <w:rPr>
                 <w:b/>
+                <w:i w:val="0"/>
               </w:rPr>
               <w:t>Instantiation</w:t>
             </w:r>
@@ -3098,6 +4010,10 @@
           <w:p>
             <w:r/>
             <w:r>
+              <w:rPr>
+                <w:b w:val="0"/>
+                <w:i w:val="0"/>
+              </w:rPr>
               <w:t>Creating an object from a class</w:t>
             </w:r>
           </w:p>
@@ -3113,6 +4029,7 @@
             <w:r>
               <w:rPr>
                 <w:b/>
+                <w:i w:val="0"/>
               </w:rPr>
               <w:t>Attribute/property</w:t>
             </w:r>
@@ -3125,15 +4042,24 @@
           <w:p>
             <w:r/>
             <w:r>
+              <w:rPr>
+                <w:b w:val="0"/>
+                <w:i w:val="0"/>
+              </w:rPr>
               <w:t xml:space="preserve">A </w:t>
             </w:r>
             <w:r>
               <w:rPr>
                 <w:b/>
+                <w:i w:val="0"/>
               </w:rPr>
               <w:t>variable</w:t>
             </w:r>
             <w:r>
+              <w:rPr>
+                <w:b w:val="0"/>
+                <w:i w:val="0"/>
+              </w:rPr>
               <w:t xml:space="preserve"> of a class/object (its data/state)</w:t>
             </w:r>
           </w:p>
@@ -3149,6 +4075,7 @@
             <w:r>
               <w:rPr>
                 <w:b/>
+                <w:i w:val="0"/>
               </w:rPr>
               <w:t>Method</w:t>
             </w:r>
@@ -3161,15 +4088,24 @@
           <w:p>
             <w:r/>
             <w:r>
+              <w:rPr>
+                <w:b w:val="0"/>
+                <w:i w:val="0"/>
+              </w:rPr>
               <w:t xml:space="preserve">A </w:t>
             </w:r>
             <w:r>
               <w:rPr>
                 <w:b/>
+                <w:i w:val="0"/>
               </w:rPr>
               <w:t>subroutine</w:t>
             </w:r>
             <w:r>
+              <w:rPr>
+                <w:b w:val="0"/>
+                <w:i w:val="0"/>
+              </w:rPr>
               <w:t xml:space="preserve"> of a class (its behaviour)</w:t>
             </w:r>
           </w:p>
@@ -3185,6 +4121,7 @@
             <w:r>
               <w:rPr>
                 <w:b/>
+                <w:i w:val="0"/>
               </w:rPr>
               <w:t>Encapsulation</w:t>
             </w:r>
@@ -3197,15 +4134,24 @@
           <w:p>
             <w:r/>
             <w:r>
+              <w:rPr>
+                <w:b w:val="0"/>
+                <w:i w:val="0"/>
+              </w:rPr>
               <w:t xml:space="preserve">Bundle data + methods + </w:t>
             </w:r>
             <w:r>
               <w:rPr>
                 <w:b/>
+                <w:i w:val="0"/>
               </w:rPr>
               <w:t>hide data</w:t>
             </w:r>
             <w:r>
+              <w:rPr>
+                <w:b w:val="0"/>
+                <w:i w:val="0"/>
+              </w:rPr>
               <w:t xml:space="preserve"> (private attributes via methods)</w:t>
             </w:r>
           </w:p>
@@ -3221,6 +4167,7 @@
             <w:r>
               <w:rPr>
                 <w:b/>
+                <w:i w:val="0"/>
               </w:rPr>
               <w:t>Inheritance</w:t>
             </w:r>
@@ -3233,6 +4180,10 @@
           <w:p>
             <w:r/>
             <w:r>
+              <w:rPr>
+                <w:b w:val="0"/>
+                <w:i w:val="0"/>
+              </w:rPr>
               <w:t>Subclass acquires attributes/methods of superclass; can add/override (reuse, DRY)</w:t>
             </w:r>
           </w:p>
@@ -3248,6 +4199,7 @@
             <w:r>
               <w:rPr>
                 <w:b/>
+                <w:i w:val="0"/>
               </w:rPr>
               <w:t>Polymorphism</w:t>
             </w:r>
@@ -3260,6 +4212,10 @@
           <w:p>
             <w:r/>
             <w:r>
+              <w:rPr>
+                <w:b w:val="0"/>
+                <w:i w:val="0"/>
+              </w:rPr>
               <w:t>Same method name behaves differently per object (overriding)</w:t>
             </w:r>
           </w:p>
@@ -3271,39 +4227,61 @@
       <w:r>
         <w:rPr>
           <w:b/>
+          <w:i w:val="0"/>
         </w:rPr>
         <w:t>Class diagram:</w:t>
       </w:r>
       <w:r>
+        <w:rPr>
+          <w:b w:val="0"/>
+          <w:i w:val="0"/>
+        </w:rPr>
         <w:t xml:space="preserve"> box split into class name / attributes / methods; </w:t>
       </w:r>
       <w:r>
         <w:rPr>
           <w:rFonts w:ascii="Consolas" w:hAnsi="Consolas"/>
+          <w:b w:val="0"/>
+          <w:i w:val="0"/>
           <w:sz w:val="19"/>
         </w:rPr>
         <w:t>+</w:t>
       </w:r>
       <w:r>
+        <w:rPr>
+          <w:b w:val="0"/>
+          <w:i w:val="0"/>
+        </w:rPr>
         <w:t xml:space="preserve"> public, </w:t>
       </w:r>
       <w:r>
         <w:rPr>
           <w:rFonts w:ascii="Consolas" w:hAnsi="Consolas"/>
+          <w:b w:val="0"/>
+          <w:i w:val="0"/>
           <w:sz w:val="19"/>
         </w:rPr>
         <w:t>-</w:t>
       </w:r>
       <w:r>
+        <w:rPr>
+          <w:b w:val="0"/>
+          <w:i w:val="0"/>
+        </w:rPr>
         <w:t xml:space="preserve"> private; inheritance arrow points </w:t>
       </w:r>
       <w:r>
         <w:rPr>
           <w:b/>
+          <w:i w:val="0"/>
         </w:rPr>
         <w:t>child → parent</w:t>
       </w:r>
       <w:r>
+        <w:rPr>
+          <w:b w:val="0"/>
+          <w:i w:val="0"/>
+        </w:rPr>
         <w:t>.</w:t>
       </w:r>
     </w:p>
@@ -3319,6 +4297,10 @@
         <w:pStyle w:val="Heading2"/>
       </w:pPr>
       <w:r>
+        <w:rPr>
+          <w:b w:val="0"/>
+          <w:i w:val="0"/>
+        </w:rPr>
         <w:t>Must-know definitions</w:t>
       </w:r>
     </w:p>
@@ -3347,6 +4329,7 @@
             <w:r>
               <w:rPr>
                 <w:b/>
+                <w:i w:val="0"/>
               </w:rPr>
               <w:t>Term</w:t>
             </w:r>
@@ -3366,6 +4349,7 @@
             <w:r>
               <w:rPr>
                 <w:b/>
+                <w:i w:val="0"/>
               </w:rPr>
               <w:t>Definition</w:t>
             </w:r>
@@ -3380,6 +4364,10 @@
           <w:p>
             <w:r/>
             <w:r>
+              <w:rPr>
+                <w:b w:val="0"/>
+                <w:i w:val="0"/>
+              </w:rPr>
               <w:t>Operating system</w:t>
             </w:r>
           </w:p>
@@ -3391,6 +4379,10 @@
           <w:p>
             <w:r/>
             <w:r>
+              <w:rPr>
+                <w:b w:val="0"/>
+                <w:i w:val="0"/>
+              </w:rPr>
               <w:t>Software managing hardware + providing a platform for applications</w:t>
             </w:r>
           </w:p>
@@ -3404,6 +4396,10 @@
           <w:p>
             <w:r/>
             <w:r>
+              <w:rPr>
+                <w:b w:val="0"/>
+                <w:i w:val="0"/>
+              </w:rPr>
               <w:t>Paging</w:t>
             </w:r>
           </w:p>
@@ -3415,15 +4411,24 @@
           <w:p>
             <w:r/>
             <w:r>
+              <w:rPr>
+                <w:b w:val="0"/>
+                <w:i w:val="0"/>
+              </w:rPr>
               <w:t xml:space="preserve">Dividing memory into </w:t>
             </w:r>
             <w:r>
               <w:rPr>
                 <w:b/>
+                <w:i w:val="0"/>
               </w:rPr>
               <w:t>fixed-size</w:t>
             </w:r>
             <w:r>
+              <w:rPr>
+                <w:b w:val="0"/>
+                <w:i w:val="0"/>
+              </w:rPr>
               <w:t xml:space="preserve"> blocks (pages/frames)</w:t>
             </w:r>
           </w:p>
@@ -3437,6 +4442,10 @@
           <w:p>
             <w:r/>
             <w:r>
+              <w:rPr>
+                <w:b w:val="0"/>
+                <w:i w:val="0"/>
+              </w:rPr>
               <w:t>Segmentation</w:t>
             </w:r>
           </w:p>
@@ -3448,15 +4457,24 @@
           <w:p>
             <w:r/>
             <w:r>
+              <w:rPr>
+                <w:b w:val="0"/>
+                <w:i w:val="0"/>
+              </w:rPr>
               <w:t xml:space="preserve">Dividing memory into </w:t>
             </w:r>
             <w:r>
               <w:rPr>
                 <w:b/>
+                <w:i w:val="0"/>
               </w:rPr>
               <w:t>variable-size</w:t>
             </w:r>
             <w:r>
+              <w:rPr>
+                <w:b w:val="0"/>
+                <w:i w:val="0"/>
+              </w:rPr>
               <w:t xml:space="preserve"> logical blocks (segments)</w:t>
             </w:r>
           </w:p>
@@ -3470,6 +4488,10 @@
           <w:p>
             <w:r/>
             <w:r>
+              <w:rPr>
+                <w:b w:val="0"/>
+                <w:i w:val="0"/>
+              </w:rPr>
               <w:t>Virtual memory</w:t>
             </w:r>
           </w:p>
@@ -3481,6 +4503,10 @@
           <w:p>
             <w:r/>
             <w:r>
+              <w:rPr>
+                <w:b w:val="0"/>
+                <w:i w:val="0"/>
+              </w:rPr>
               <w:t>Using secondary storage as if it were RAM to run more/larger programs</w:t>
             </w:r>
           </w:p>
@@ -3494,6 +4520,10 @@
           <w:p>
             <w:r/>
             <w:r>
+              <w:rPr>
+                <w:b w:val="0"/>
+                <w:i w:val="0"/>
+              </w:rPr>
               <w:t>Disk thrashing</w:t>
             </w:r>
           </w:p>
@@ -3505,6 +4535,10 @@
           <w:p>
             <w:r/>
             <w:r>
+              <w:rPr>
+                <w:b w:val="0"/>
+                <w:i w:val="0"/>
+              </w:rPr>
               <w:t>Excessive paging between RAM and disk that slows the system</w:t>
             </w:r>
           </w:p>
@@ -3518,6 +4552,10 @@
           <w:p>
             <w:r/>
             <w:r>
+              <w:rPr>
+                <w:b w:val="0"/>
+                <w:i w:val="0"/>
+              </w:rPr>
               <w:t>Interrupt</w:t>
             </w:r>
           </w:p>
@@ -3529,6 +4567,10 @@
           <w:p>
             <w:r/>
             <w:r>
+              <w:rPr>
+                <w:b w:val="0"/>
+                <w:i w:val="0"/>
+              </w:rPr>
               <w:t>A signal that a device/process needs the processor's attention</w:t>
             </w:r>
           </w:p>
@@ -3542,6 +4584,10 @@
           <w:p>
             <w:r/>
             <w:r>
+              <w:rPr>
+                <w:b w:val="0"/>
+                <w:i w:val="0"/>
+              </w:rPr>
               <w:t>ISR</w:t>
             </w:r>
           </w:p>
@@ -3553,6 +4599,10 @@
           <w:p>
             <w:r/>
             <w:r>
+              <w:rPr>
+                <w:b w:val="0"/>
+                <w:i w:val="0"/>
+              </w:rPr>
               <w:t>Code run by the OS to deal with a particular interrupt</w:t>
             </w:r>
           </w:p>
@@ -3566,6 +4616,10 @@
           <w:p>
             <w:r/>
             <w:r>
+              <w:rPr>
+                <w:b w:val="0"/>
+                <w:i w:val="0"/>
+              </w:rPr>
               <w:t>Round robin</w:t>
             </w:r>
           </w:p>
@@ -3577,6 +4631,10 @@
           <w:p>
             <w:r/>
             <w:r>
+              <w:rPr>
+                <w:b w:val="0"/>
+                <w:i w:val="0"/>
+              </w:rPr>
               <w:t>Scheduling giving each process a fixed time slice in turn</w:t>
             </w:r>
           </w:p>
@@ -3590,6 +4648,10 @@
           <w:p>
             <w:r/>
             <w:r>
+              <w:rPr>
+                <w:b w:val="0"/>
+                <w:i w:val="0"/>
+              </w:rPr>
               <w:t>Pre-emptive</w:t>
             </w:r>
           </w:p>
@@ -3601,6 +4663,10 @@
           <w:p>
             <w:r/>
             <w:r>
+              <w:rPr>
+                <w:b w:val="0"/>
+                <w:i w:val="0"/>
+              </w:rPr>
               <w:t>A running process can be stopped and the CPU reallocated</w:t>
             </w:r>
           </w:p>
@@ -3614,6 +4680,10 @@
           <w:p>
             <w:r/>
             <w:r>
+              <w:rPr>
+                <w:b w:val="0"/>
+                <w:i w:val="0"/>
+              </w:rPr>
               <w:t>Real-time OS</w:t>
             </w:r>
           </w:p>
@@ -3625,6 +4695,10 @@
           <w:p>
             <w:r/>
             <w:r>
+              <w:rPr>
+                <w:b w:val="0"/>
+                <w:i w:val="0"/>
+              </w:rPr>
               <w:t>Guarantees a response within a set time limit</w:t>
             </w:r>
           </w:p>
@@ -3638,6 +4712,10 @@
           <w:p>
             <w:r/>
             <w:r>
+              <w:rPr>
+                <w:b w:val="0"/>
+                <w:i w:val="0"/>
+              </w:rPr>
               <w:t>BIOS</w:t>
             </w:r>
           </w:p>
@@ -3649,6 +4727,10 @@
           <w:p>
             <w:r/>
             <w:r>
+              <w:rPr>
+                <w:b w:val="0"/>
+                <w:i w:val="0"/>
+              </w:rPr>
               <w:t>Firmware that runs first, performs POST and loads the OS</w:t>
             </w:r>
           </w:p>
@@ -3662,6 +4744,10 @@
           <w:p>
             <w:r/>
             <w:r>
+              <w:rPr>
+                <w:b w:val="0"/>
+                <w:i w:val="0"/>
+              </w:rPr>
               <w:t>Device driver</w:t>
             </w:r>
           </w:p>
@@ -3673,6 +4759,10 @@
           <w:p>
             <w:r/>
             <w:r>
+              <w:rPr>
+                <w:b w:val="0"/>
+                <w:i w:val="0"/>
+              </w:rPr>
               <w:t>Software letting the OS control a specific hardware device</w:t>
             </w:r>
           </w:p>
@@ -3686,6 +4776,10 @@
           <w:p>
             <w:r/>
             <w:r>
+              <w:rPr>
+                <w:b w:val="0"/>
+                <w:i w:val="0"/>
+              </w:rPr>
               <w:t>Virtual machine</w:t>
             </w:r>
           </w:p>
@@ -3697,6 +4791,10 @@
           <w:p>
             <w:r/>
             <w:r>
+              <w:rPr>
+                <w:b w:val="0"/>
+                <w:i w:val="0"/>
+              </w:rPr>
               <w:t>Software emulating a computer / running intermediate code</w:t>
             </w:r>
           </w:p>
@@ -3710,6 +4808,10 @@
           <w:p>
             <w:r/>
             <w:r>
+              <w:rPr>
+                <w:b w:val="0"/>
+                <w:i w:val="0"/>
+              </w:rPr>
               <w:t>Intermediate code</w:t>
             </w:r>
           </w:p>
@@ -3721,6 +4823,10 @@
           <w:p>
             <w:r/>
             <w:r>
+              <w:rPr>
+                <w:b w:val="0"/>
+                <w:i w:val="0"/>
+              </w:rPr>
               <w:t>Platform-independent code between source and machine code</w:t>
             </w:r>
           </w:p>
@@ -3734,6 +4840,10 @@
           <w:p>
             <w:r/>
             <w:r>
+              <w:rPr>
+                <w:b w:val="0"/>
+                <w:i w:val="0"/>
+              </w:rPr>
               <w:t>Utility software</w:t>
             </w:r>
           </w:p>
@@ -3745,6 +4855,10 @@
           <w:p>
             <w:r/>
             <w:r>
+              <w:rPr>
+                <w:b w:val="0"/>
+                <w:i w:val="0"/>
+              </w:rPr>
               <w:t>System software that maintains/optimises the computer</w:t>
             </w:r>
           </w:p>
@@ -3758,6 +4872,10 @@
           <w:p>
             <w:r/>
             <w:r>
+              <w:rPr>
+                <w:b w:val="0"/>
+                <w:i w:val="0"/>
+              </w:rPr>
               <w:t>Compiler</w:t>
             </w:r>
           </w:p>
@@ -3769,6 +4887,10 @@
           <w:p>
             <w:r/>
             <w:r>
+              <w:rPr>
+                <w:b w:val="0"/>
+                <w:i w:val="0"/>
+              </w:rPr>
               <w:t>Translates high-level source into machine code all at once</w:t>
             </w:r>
           </w:p>
@@ -3782,6 +4904,10 @@
           <w:p>
             <w:r/>
             <w:r>
+              <w:rPr>
+                <w:b w:val="0"/>
+                <w:i w:val="0"/>
+              </w:rPr>
               <w:t>Interpreter</w:t>
             </w:r>
           </w:p>
@@ -3793,6 +4919,10 @@
           <w:p>
             <w:r/>
             <w:r>
+              <w:rPr>
+                <w:b w:val="0"/>
+                <w:i w:val="0"/>
+              </w:rPr>
               <w:t>Translates and executes high-level source one line at a time</w:t>
             </w:r>
           </w:p>
@@ -3806,6 +4936,10 @@
           <w:p>
             <w:r/>
             <w:r>
+              <w:rPr>
+                <w:b w:val="0"/>
+                <w:i w:val="0"/>
+              </w:rPr>
               <w:t>Assembler</w:t>
             </w:r>
           </w:p>
@@ -3817,6 +4951,10 @@
           <w:p>
             <w:r/>
             <w:r>
+              <w:rPr>
+                <w:b w:val="0"/>
+                <w:i w:val="0"/>
+              </w:rPr>
               <w:t>Translates assembly language into machine code</w:t>
             </w:r>
           </w:p>
@@ -3830,6 +4968,10 @@
           <w:p>
             <w:r/>
             <w:r>
+              <w:rPr>
+                <w:b w:val="0"/>
+                <w:i w:val="0"/>
+              </w:rPr>
               <w:t>Linker</w:t>
             </w:r>
           </w:p>
@@ -3841,6 +4983,10 @@
           <w:p>
             <w:r/>
             <w:r>
+              <w:rPr>
+                <w:b w:val="0"/>
+                <w:i w:val="0"/>
+              </w:rPr>
               <w:t>Combines compiled program with library/other modules into one executable</w:t>
             </w:r>
           </w:p>
@@ -3854,6 +5000,10 @@
           <w:p>
             <w:r/>
             <w:r>
+              <w:rPr>
+                <w:b w:val="0"/>
+                <w:i w:val="0"/>
+              </w:rPr>
               <w:t>Loader</w:t>
             </w:r>
           </w:p>
@@ -3865,6 +5015,10 @@
           <w:p>
             <w:r/>
             <w:r>
+              <w:rPr>
+                <w:b w:val="0"/>
+                <w:i w:val="0"/>
+              </w:rPr>
               <w:t>OS software that loads an executable into RAM to run</w:t>
             </w:r>
           </w:p>
@@ -3878,6 +5032,10 @@
           <w:p>
             <w:r/>
             <w:r>
+              <w:rPr>
+                <w:b w:val="0"/>
+                <w:i w:val="0"/>
+              </w:rPr>
               <w:t>Programming paradigm</w:t>
             </w:r>
           </w:p>
@@ -3889,6 +5047,10 @@
           <w:p>
             <w:r/>
             <w:r>
+              <w:rPr>
+                <w:b w:val="0"/>
+                <w:i w:val="0"/>
+              </w:rPr>
               <w:t>A style/approach to writing programs</w:t>
             </w:r>
           </w:p>
@@ -3902,6 +5064,10 @@
           <w:p>
             <w:r/>
             <w:r>
+              <w:rPr>
+                <w:b w:val="0"/>
+                <w:i w:val="0"/>
+              </w:rPr>
               <w:t>Encapsulation</w:t>
             </w:r>
           </w:p>
@@ -3913,6 +5079,10 @@
           <w:p>
             <w:r/>
             <w:r>
+              <w:rPr>
+                <w:b w:val="0"/>
+                <w:i w:val="0"/>
+              </w:rPr>
               <w:t>Bundling data + methods together with data hiding</w:t>
             </w:r>
           </w:p>
@@ -3926,6 +5096,10 @@
           <w:p>
             <w:r/>
             <w:r>
+              <w:rPr>
+                <w:b w:val="0"/>
+                <w:i w:val="0"/>
+              </w:rPr>
               <w:t>Inheritance</w:t>
             </w:r>
           </w:p>
@@ -3937,6 +5111,10 @@
           <w:p>
             <w:r/>
             <w:r>
+              <w:rPr>
+                <w:b w:val="0"/>
+                <w:i w:val="0"/>
+              </w:rPr>
               <w:t>A subclass acquiring attributes/methods of a superclass</w:t>
             </w:r>
           </w:p>
@@ -3950,6 +5128,10 @@
           <w:p>
             <w:r/>
             <w:r>
+              <w:rPr>
+                <w:b w:val="0"/>
+                <w:i w:val="0"/>
+              </w:rPr>
               <w:t>Polymorphism</w:t>
             </w:r>
           </w:p>
@@ -3961,6 +5143,10 @@
           <w:p>
             <w:r/>
             <w:r>
+              <w:rPr>
+                <w:b w:val="0"/>
+                <w:i w:val="0"/>
+              </w:rPr>
               <w:t>Methods behaving differently depending on the object</w:t>
             </w:r>
           </w:p>
@@ -3981,6 +5167,10 @@
         <w:shd w:fill="FFF8E7"/>
       </w:pPr>
       <w:r>
+        <w:rPr>
+          <w:b w:val="0"/>
+          <w:i w:val="0"/>
+        </w:rPr>
         <w:t>## Top exam reminders</w:t>
       </w:r>
     </w:p>
@@ -3990,33 +5180,52 @@
         <w:shd w:fill="FFF8E7"/>
       </w:pPr>
       <w:r>
+        <w:rPr>
+          <w:b w:val="0"/>
+          <w:i w:val="0"/>
+        </w:rPr>
         <w:t xml:space="preserve">- </w:t>
       </w:r>
       <w:r>
         <w:rPr>
           <w:b/>
+          <w:i w:val="0"/>
         </w:rPr>
         <w:t>Paging vs segmentation:</w:t>
       </w:r>
       <w:r>
+        <w:rPr>
+          <w:b w:val="0"/>
+          <w:i w:val="0"/>
+        </w:rPr>
         <w:t xml:space="preserve"> the discriminator is </w:t>
       </w:r>
       <w:r>
         <w:rPr>
           <w:b/>
+          <w:i w:val="0"/>
         </w:rPr>
         <w:t>fixed-size (paging)</w:t>
       </w:r>
       <w:r>
+        <w:rPr>
+          <w:b w:val="0"/>
+          <w:i w:val="0"/>
+        </w:rPr>
         <w:t xml:space="preserve"> vs </w:t>
       </w:r>
       <w:r>
         <w:rPr>
           <w:b/>
+          <w:i w:val="0"/>
         </w:rPr>
         <w:t>variable-size/logical (segmentation)</w:t>
       </w:r>
       <w:r>
+        <w:rPr>
+          <w:b w:val="0"/>
+          <w:i w:val="0"/>
+        </w:rPr>
         <w:t xml:space="preserve"> — state it.</w:t>
       </w:r>
     </w:p>
@@ -4026,33 +5235,52 @@
         <w:shd w:fill="FFF8E7"/>
       </w:pPr>
       <w:r>
+        <w:rPr>
+          <w:b w:val="0"/>
+          <w:i w:val="0"/>
+        </w:rPr>
         <w:t xml:space="preserve">- </w:t>
       </w:r>
       <w:r>
         <w:rPr>
           <w:b/>
+          <w:i w:val="0"/>
         </w:rPr>
         <w:t>Virtual memory</w:t>
       </w:r>
       <w:r>
+        <w:rPr>
+          <w:b w:val="0"/>
+          <w:i w:val="0"/>
+        </w:rPr>
         <w:t xml:space="preserve"> does NOT add RAM — it uses </w:t>
       </w:r>
       <w:r>
         <w:rPr>
           <w:b/>
+          <w:i w:val="0"/>
         </w:rPr>
         <w:t>secondary storage</w:t>
       </w:r>
       <w:r>
+        <w:rPr>
+          <w:b w:val="0"/>
+          <w:i w:val="0"/>
+        </w:rPr>
         <w:t xml:space="preserve"> as if it were RAM (slower); mention </w:t>
       </w:r>
       <w:r>
         <w:rPr>
           <w:b/>
+          <w:i w:val="0"/>
         </w:rPr>
         <w:t>thrashing</w:t>
       </w:r>
       <w:r>
+        <w:rPr>
+          <w:b w:val="0"/>
+          <w:i w:val="0"/>
+        </w:rPr>
         <w:t>.</w:t>
       </w:r>
     </w:p>
@@ -4062,33 +5290,52 @@
         <w:shd w:fill="FFF8E7"/>
       </w:pPr>
       <w:r>
+        <w:rPr>
+          <w:b w:val="0"/>
+          <w:i w:val="0"/>
+        </w:rPr>
         <w:t xml:space="preserve">- </w:t>
       </w:r>
       <w:r>
         <w:rPr>
           <w:b/>
+          <w:i w:val="0"/>
         </w:rPr>
         <w:t>Interrupts:</w:t>
       </w:r>
       <w:r>
+        <w:rPr>
+          <w:b w:val="0"/>
+          <w:i w:val="0"/>
+        </w:rPr>
         <w:t xml:space="preserve"> CPU checks at </w:t>
       </w:r>
       <w:r>
         <w:rPr>
           <w:b/>
+          <w:i w:val="0"/>
         </w:rPr>
         <w:t>end of each cycle</w:t>
       </w:r>
       <w:r>
+        <w:rPr>
+          <w:b w:val="0"/>
+          <w:i w:val="0"/>
+        </w:rPr>
         <w:t xml:space="preserve"> and saves registers on a </w:t>
       </w:r>
       <w:r>
         <w:rPr>
           <w:b/>
+          <w:i w:val="0"/>
         </w:rPr>
         <w:t>stack</w:t>
       </w:r>
       <w:r>
+        <w:rPr>
+          <w:b w:val="0"/>
+          <w:i w:val="0"/>
+        </w:rPr>
         <w:t xml:space="preserve"> so the job resumes — never omit the stack.</w:t>
       </w:r>
     </w:p>
@@ -4098,33 +5345,52 @@
         <w:shd w:fill="FFF8E7"/>
       </w:pPr>
       <w:r>
+        <w:rPr>
+          <w:b w:val="0"/>
+          <w:i w:val="0"/>
+        </w:rPr>
         <w:t xml:space="preserve">- </w:t>
       </w:r>
       <w:r>
         <w:rPr>
           <w:b/>
+          <w:i w:val="0"/>
         </w:rPr>
         <w:t>Compiler vs interpreter:</w:t>
       </w:r>
       <w:r>
+        <w:rPr>
+          <w:b w:val="0"/>
+          <w:i w:val="0"/>
+        </w:rPr>
         <w:t xml:space="preserve"> quote </w:t>
       </w:r>
       <w:r>
         <w:rPr>
+          <w:b w:val="0"/>
           <w:i/>
         </w:rPr>
         <w:t>when</w:t>
       </w:r>
       <w:r>
+        <w:rPr>
+          <w:b w:val="0"/>
+          <w:i w:val="0"/>
+        </w:rPr>
         <w:t xml:space="preserve"> translation happens + </w:t>
       </w:r>
       <w:r>
         <w:rPr>
+          <w:b w:val="0"/>
           <w:i/>
         </w:rPr>
         <w:t>whether an executable is produced</w:t>
       </w:r>
       <w:r>
+        <w:rPr>
+          <w:b w:val="0"/>
+          <w:i w:val="0"/>
+        </w:rPr>
         <w:t>; the program runs faster, not the compiling.</w:t>
       </w:r>
     </w:p>
@@ -4134,15 +5400,24 @@
         <w:shd w:fill="FFF8E7"/>
       </w:pPr>
       <w:r>
+        <w:rPr>
+          <w:b w:val="0"/>
+          <w:i w:val="0"/>
+        </w:rPr>
         <w:t xml:space="preserve">- </w:t>
       </w:r>
       <w:r>
         <w:rPr>
           <w:b/>
+          <w:i w:val="0"/>
         </w:rPr>
         <w:t>Compilation order:</w:t>
       </w:r>
       <w:r>
+        <w:rPr>
+          <w:b w:val="0"/>
+          <w:i w:val="0"/>
+        </w:rPr>
         <w:t xml:space="preserve"> lexical (tokens) → syntax (grammar/errors) → code generation → optimisation; don't muddle lexical and syntax.</w:t>
       </w:r>
     </w:p>
@@ -4152,15 +5427,24 @@
         <w:shd w:fill="FFF8E7"/>
       </w:pPr>
       <w:r>
+        <w:rPr>
+          <w:b w:val="0"/>
+          <w:i w:val="0"/>
+        </w:rPr>
         <w:t xml:space="preserve">- </w:t>
       </w:r>
       <w:r>
         <w:rPr>
           <w:b/>
+          <w:i w:val="0"/>
         </w:rPr>
         <w:t>Methodology questions are AO2/AO3</w:t>
       </w:r>
       <w:r>
+        <w:rPr>
+          <w:b w:val="0"/>
+          <w:i w:val="0"/>
+        </w:rPr>
         <w:t xml:space="preserve"> — apply &amp; justify against scenario clues (budget, deadline, clarity of requirements, risk); pure description caps marks.</w:t>
       </w:r>
     </w:p>
